--- a/seo/Google_Indexing_Priority_List.docx
+++ b/seo/Google_Indexing_Priority_List.docx
@@ -49,7 +49,7 @@
         <w:rPr>
           <w:sz w:val="21"/>
         </w:rPr>
-        <w:t>Ranks 11–75 — Sector + state hub pages (65), ranked by open job count descending — broad search intent, e.g. “Solar Jobs in California.”</w:t>
+        <w:t>Ranks 11–77 — Sector + state hub pages (67), ranked by open job count descending — broad search intent, e.g. “Solar Jobs in California.”</w:t>
       </w:r>
     </w:p>
     <w:p>
@@ -57,7 +57,7 @@
         <w:rPr>
           <w:sz w:val="21"/>
         </w:rPr>
-        <w:t>Ranks 76–163 — Sector + category + state hub pages (88), same job-count ranking — narrower intent, e.g. “Solar Engineering Jobs in Ohio.”</w:t>
+        <w:t>Ranks 78–166 — Sector + category + state hub pages (89), same job-count ranking — narrower intent, e.g. “Solar Engineering Jobs in Ohio.”</w:t>
       </w:r>
     </w:p>
     <w:p>
@@ -65,7 +65,7 @@
         <w:rPr>
           <w:sz w:val="21"/>
         </w:rPr>
-        <w:t>Ranks 164–200 — 37 individual job postings, most-recently-posted with a cap of 2 per company for diversity. This section will drift as jobs close and new ones post.</w:t>
+        <w:t>Ranks 167–200 — 34 individual job postings, most-recently-posted with a cap of 2 per company for diversity. This section will drift as jobs close and new ones post.</w:t>
       </w:r>
     </w:p>
     <w:p>
@@ -713,7 +713,7 @@
         <w:pStyle w:val="Heading2"/>
       </w:pPr>
       <w:r>
-        <w:t>Tier 2 — Sector + State Hub Pages (65)</w:t>
+        <w:t>Tier 2 — Sector + State Hub Pages (67)</w:t>
       </w:r>
     </w:p>
     <w:p>
@@ -994,7 +994,7 @@
                   <w:sz w:val="16"/>
                   <w:u w:val="single"/>
                 </w:rPr>
-                <w:t>https://verdetalent.com/browse/storage-jobs-in-nevada.html</w:t>
+                <w:t>https://verdetalent.com/browse/battery-storage-jobs-in-nevada.html</w:t>
               </w:r>
             </w:hyperlink>
           </w:p>
@@ -1122,7 +1122,7 @@
                 <w:color w:val="444444"/>
                 <w:sz w:val="18"/>
               </w:rPr>
-              <w:t>Delaware - 58 jobs</w:t>
+              <w:t>Delaware - 60 jobs</w:t>
             </w:r>
           </w:p>
         </w:tc>
@@ -1599,7 +1599,7 @@
                   <w:sz w:val="16"/>
                   <w:u w:val="single"/>
                 </w:rPr>
-                <w:t>https://verdetalent.com/browse/storage-jobs-in-texas.html</w:t>
+                <w:t>https://verdetalent.com/browse/battery-storage-jobs-in-texas.html</w:t>
               </w:r>
             </w:hyperlink>
           </w:p>
@@ -1984,6 +1984,61 @@
                   <w:sz w:val="16"/>
                   <w:u w:val="single"/>
                 </w:rPr>
+                <w:t>https://verdetalent.com/browse/wind-jobs-in-iowa.html</w:t>
+              </w:r>
+            </w:hyperlink>
+          </w:p>
+        </w:tc>
+        <w:tc>
+          <w:tcPr>
+            <w:tcW w:type="dxa" w:w="2952"/>
+          </w:tcPr>
+          <w:p>
+            <w:pPr>
+              <w:spacing w:after="40" w:before="40"/>
+            </w:pPr>
+            <w:r>
+              <w:rPr>
+                <w:color w:val="444444"/>
+                <w:sz w:val="18"/>
+              </w:rPr>
+              <w:t>Iowa - 14 jobs</w:t>
+            </w:r>
+          </w:p>
+        </w:tc>
+      </w:tr>
+      <w:tr>
+        <w:tc>
+          <w:tcPr>
+            <w:tcW w:type="dxa" w:w="792"/>
+          </w:tcPr>
+          <w:p>
+            <w:pPr>
+              <w:spacing w:after="40" w:before="40"/>
+            </w:pPr>
+            <w:r>
+              <w:rPr>
+                <w:sz w:val="18"/>
+              </w:rPr>
+              <w:t>33</w:t>
+            </w:r>
+          </w:p>
+        </w:tc>
+        <w:tc>
+          <w:tcPr>
+            <w:tcW w:type="dxa" w:w="5616"/>
+          </w:tcPr>
+          <w:p>
+            <w:pPr>
+              <w:spacing w:after="40" w:before="40"/>
+            </w:pPr>
+            <w:hyperlink r:id="rId41">
+              <w:r>
+                <w:rPr>
+                  <w:color w:val="1D4ED8"/>
+                  <w:sz w:val="16"/>
+                  <w:u w:val="single"/>
+                </w:rPr>
                 <w:t>https://verdetalent.com/browse/ev-jobs-in-california.html</w:t>
               </w:r>
             </w:hyperlink>
@@ -2002,7 +2057,7 @@
                 <w:color w:val="444444"/>
                 <w:sz w:val="18"/>
               </w:rPr>
-              <w:t>California - 12 jobs</w:t>
+              <w:t>California - 13 jobs</w:t>
             </w:r>
           </w:p>
         </w:tc>
@@ -2020,7 +2075,7 @@
               <w:rPr>
                 <w:sz w:val="18"/>
               </w:rPr>
-              <w:t>33</w:t>
+              <w:t>34</w:t>
             </w:r>
           </w:p>
         </w:tc>
@@ -2032,7 +2087,7 @@
             <w:pPr>
               <w:spacing w:after="40" w:before="40"/>
             </w:pPr>
-            <w:hyperlink r:id="rId41">
+            <w:hyperlink r:id="rId42">
               <w:r>
                 <w:rPr>
                   <w:color w:val="1D4ED8"/>
@@ -2075,7 +2130,7 @@
               <w:rPr>
                 <w:sz w:val="18"/>
               </w:rPr>
-              <w:t>34</w:t>
+              <w:t>35</w:t>
             </w:r>
           </w:p>
         </w:tc>
@@ -2087,7 +2142,7 @@
             <w:pPr>
               <w:spacing w:after="40" w:before="40"/>
             </w:pPr>
-            <w:hyperlink r:id="rId42">
+            <w:hyperlink r:id="rId43">
               <w:r>
                 <w:rPr>
                   <w:color w:val="1D4ED8"/>
@@ -2130,61 +2185,6 @@
               <w:rPr>
                 <w:sz w:val="18"/>
               </w:rPr>
-              <w:t>35</w:t>
-            </w:r>
-          </w:p>
-        </w:tc>
-        <w:tc>
-          <w:tcPr>
-            <w:tcW w:type="dxa" w:w="5616"/>
-          </w:tcPr>
-          <w:p>
-            <w:pPr>
-              <w:spacing w:after="40" w:before="40"/>
-            </w:pPr>
-            <w:hyperlink r:id="rId43">
-              <w:r>
-                <w:rPr>
-                  <w:color w:val="1D4ED8"/>
-                  <w:sz w:val="16"/>
-                  <w:u w:val="single"/>
-                </w:rPr>
-                <w:t>https://verdetalent.com/browse/storage-jobs-in-virginia.html</w:t>
-              </w:r>
-            </w:hyperlink>
-          </w:p>
-        </w:tc>
-        <w:tc>
-          <w:tcPr>
-            <w:tcW w:type="dxa" w:w="2952"/>
-          </w:tcPr>
-          <w:p>
-            <w:pPr>
-              <w:spacing w:after="40" w:before="40"/>
-            </w:pPr>
-            <w:r>
-              <w:rPr>
-                <w:color w:val="444444"/>
-                <w:sz w:val="18"/>
-              </w:rPr>
-              <w:t>Virginia - 12 jobs</w:t>
-            </w:r>
-          </w:p>
-        </w:tc>
-      </w:tr>
-      <w:tr>
-        <w:tc>
-          <w:tcPr>
-            <w:tcW w:type="dxa" w:w="792"/>
-          </w:tcPr>
-          <w:p>
-            <w:pPr>
-              <w:spacing w:after="40" w:before="40"/>
-            </w:pPr>
-            <w:r>
-              <w:rPr>
-                <w:sz w:val="18"/>
-              </w:rPr>
               <w:t>36</w:t>
             </w:r>
           </w:p>
@@ -2204,7 +2204,7 @@
                   <w:sz w:val="16"/>
                   <w:u w:val="single"/>
                 </w:rPr>
-                <w:t>https://verdetalent.com/browse/wind-jobs-in-iowa.html</w:t>
+                <w:t>https://verdetalent.com/browse/battery-storage-jobs-in-virginia.html</w:t>
               </w:r>
             </w:hyperlink>
           </w:p>
@@ -2222,7 +2222,7 @@
                 <w:color w:val="444444"/>
                 <w:sz w:val="18"/>
               </w:rPr>
-              <w:t>Iowa - 12 jobs</w:t>
+              <w:t>Virginia - 12 jobs</w:t>
             </w:r>
           </w:p>
         </w:tc>
@@ -2424,61 +2424,6 @@
                   <w:sz w:val="16"/>
                   <w:u w:val="single"/>
                 </w:rPr>
-                <w:t>https://verdetalent.com/browse/wind-jobs-in-wyoming.html</w:t>
-              </w:r>
-            </w:hyperlink>
-          </w:p>
-        </w:tc>
-        <w:tc>
-          <w:tcPr>
-            <w:tcW w:type="dxa" w:w="2952"/>
-          </w:tcPr>
-          <w:p>
-            <w:pPr>
-              <w:spacing w:after="40" w:before="40"/>
-            </w:pPr>
-            <w:r>
-              <w:rPr>
-                <w:color w:val="444444"/>
-                <w:sz w:val="18"/>
-              </w:rPr>
-              <w:t>Wyoming - 10 jobs</w:t>
-            </w:r>
-          </w:p>
-        </w:tc>
-      </w:tr>
-      <w:tr>
-        <w:tc>
-          <w:tcPr>
-            <w:tcW w:type="dxa" w:w="792"/>
-          </w:tcPr>
-          <w:p>
-            <w:pPr>
-              <w:spacing w:after="40" w:before="40"/>
-            </w:pPr>
-            <w:r>
-              <w:rPr>
-                <w:sz w:val="18"/>
-              </w:rPr>
-              <w:t>41</w:t>
-            </w:r>
-          </w:p>
-        </w:tc>
-        <w:tc>
-          <w:tcPr>
-            <w:tcW w:type="dxa" w:w="5616"/>
-          </w:tcPr>
-          <w:p>
-            <w:pPr>
-              <w:spacing w:after="40" w:before="40"/>
-            </w:pPr>
-            <w:hyperlink r:id="rId49">
-              <w:r>
-                <w:rPr>
-                  <w:color w:val="1D4ED8"/>
-                  <w:sz w:val="16"/>
-                  <w:u w:val="single"/>
-                </w:rPr>
                 <w:t>https://verdetalent.com/browse/grid-jobs-in-california.html</w:t>
               </w:r>
             </w:hyperlink>
@@ -2515,7 +2460,7 @@
               <w:rPr>
                 <w:sz w:val="18"/>
               </w:rPr>
-              <w:t>42</w:t>
+              <w:t>41</w:t>
             </w:r>
           </w:p>
         </w:tc>
@@ -2527,7 +2472,7 @@
             <w:pPr>
               <w:spacing w:after="40" w:before="40"/>
             </w:pPr>
-            <w:hyperlink r:id="rId50">
+            <w:hyperlink r:id="rId49">
               <w:r>
                 <w:rPr>
                   <w:color w:val="1D4ED8"/>
@@ -2570,7 +2515,7 @@
               <w:rPr>
                 <w:sz w:val="18"/>
               </w:rPr>
-              <w:t>43</w:t>
+              <w:t>42</w:t>
             </w:r>
           </w:p>
         </w:tc>
@@ -2582,7 +2527,7 @@
             <w:pPr>
               <w:spacing w:after="40" w:before="40"/>
             </w:pPr>
-            <w:hyperlink r:id="rId51">
+            <w:hyperlink r:id="rId50">
               <w:r>
                 <w:rPr>
                   <w:color w:val="1D4ED8"/>
@@ -2625,6 +2570,61 @@
               <w:rPr>
                 <w:sz w:val="18"/>
               </w:rPr>
+              <w:t>43</w:t>
+            </w:r>
+          </w:p>
+        </w:tc>
+        <w:tc>
+          <w:tcPr>
+            <w:tcW w:type="dxa" w:w="5616"/>
+          </w:tcPr>
+          <w:p>
+            <w:pPr>
+              <w:spacing w:after="40" w:before="40"/>
+            </w:pPr>
+            <w:hyperlink r:id="rId51">
+              <w:r>
+                <w:rPr>
+                  <w:color w:val="1D4ED8"/>
+                  <w:sz w:val="16"/>
+                  <w:u w:val="single"/>
+                </w:rPr>
+                <w:t>https://verdetalent.com/browse/wind-jobs-in-wyoming.html</w:t>
+              </w:r>
+            </w:hyperlink>
+          </w:p>
+        </w:tc>
+        <w:tc>
+          <w:tcPr>
+            <w:tcW w:type="dxa" w:w="2952"/>
+          </w:tcPr>
+          <w:p>
+            <w:pPr>
+              <w:spacing w:after="40" w:before="40"/>
+            </w:pPr>
+            <w:r>
+              <w:rPr>
+                <w:color w:val="444444"/>
+                <w:sz w:val="18"/>
+              </w:rPr>
+              <w:t>Wyoming - 9 jobs</w:t>
+            </w:r>
+          </w:p>
+        </w:tc>
+      </w:tr>
+      <w:tr>
+        <w:tc>
+          <w:tcPr>
+            <w:tcW w:type="dxa" w:w="792"/>
+          </w:tcPr>
+          <w:p>
+            <w:pPr>
+              <w:spacing w:after="40" w:before="40"/>
+            </w:pPr>
+            <w:r>
+              <w:rPr>
+                <w:sz w:val="18"/>
+              </w:rPr>
               <w:t>44</w:t>
             </w:r>
           </w:p>
@@ -2638,6 +2638,281 @@
               <w:spacing w:after="40" w:before="40"/>
             </w:pPr>
             <w:hyperlink r:id="rId52">
+              <w:r>
+                <w:rPr>
+                  <w:color w:val="1D4ED8"/>
+                  <w:sz w:val="16"/>
+                  <w:u w:val="single"/>
+                </w:rPr>
+                <w:t>https://verdetalent.com/browse/ev-jobs-in-indiana.html</w:t>
+              </w:r>
+            </w:hyperlink>
+          </w:p>
+        </w:tc>
+        <w:tc>
+          <w:tcPr>
+            <w:tcW w:type="dxa" w:w="2952"/>
+          </w:tcPr>
+          <w:p>
+            <w:pPr>
+              <w:spacing w:after="40" w:before="40"/>
+            </w:pPr>
+            <w:r>
+              <w:rPr>
+                <w:color w:val="444444"/>
+                <w:sz w:val="18"/>
+              </w:rPr>
+              <w:t>Indiana - 7 jobs</w:t>
+            </w:r>
+          </w:p>
+        </w:tc>
+      </w:tr>
+      <w:tr>
+        <w:tc>
+          <w:tcPr>
+            <w:tcW w:type="dxa" w:w="792"/>
+          </w:tcPr>
+          <w:p>
+            <w:pPr>
+              <w:spacing w:after="40" w:before="40"/>
+            </w:pPr>
+            <w:r>
+              <w:rPr>
+                <w:sz w:val="18"/>
+              </w:rPr>
+              <w:t>45</w:t>
+            </w:r>
+          </w:p>
+        </w:tc>
+        <w:tc>
+          <w:tcPr>
+            <w:tcW w:type="dxa" w:w="5616"/>
+          </w:tcPr>
+          <w:p>
+            <w:pPr>
+              <w:spacing w:after="40" w:before="40"/>
+            </w:pPr>
+            <w:hyperlink r:id="rId53">
+              <w:r>
+                <w:rPr>
+                  <w:color w:val="1D4ED8"/>
+                  <w:sz w:val="16"/>
+                  <w:u w:val="single"/>
+                </w:rPr>
+                <w:t>https://verdetalent.com/browse/grid-jobs-in-minnesota.html</w:t>
+              </w:r>
+            </w:hyperlink>
+          </w:p>
+        </w:tc>
+        <w:tc>
+          <w:tcPr>
+            <w:tcW w:type="dxa" w:w="2952"/>
+          </w:tcPr>
+          <w:p>
+            <w:pPr>
+              <w:spacing w:after="40" w:before="40"/>
+            </w:pPr>
+            <w:r>
+              <w:rPr>
+                <w:color w:val="444444"/>
+                <w:sz w:val="18"/>
+              </w:rPr>
+              <w:t>Minnesota - 7 jobs</w:t>
+            </w:r>
+          </w:p>
+        </w:tc>
+      </w:tr>
+      <w:tr>
+        <w:tc>
+          <w:tcPr>
+            <w:tcW w:type="dxa" w:w="792"/>
+          </w:tcPr>
+          <w:p>
+            <w:pPr>
+              <w:spacing w:after="40" w:before="40"/>
+            </w:pPr>
+            <w:r>
+              <w:rPr>
+                <w:sz w:val="18"/>
+              </w:rPr>
+              <w:t>46</w:t>
+            </w:r>
+          </w:p>
+        </w:tc>
+        <w:tc>
+          <w:tcPr>
+            <w:tcW w:type="dxa" w:w="5616"/>
+          </w:tcPr>
+          <w:p>
+            <w:pPr>
+              <w:spacing w:after="40" w:before="40"/>
+            </w:pPr>
+            <w:hyperlink r:id="rId54">
+              <w:r>
+                <w:rPr>
+                  <w:color w:val="1D4ED8"/>
+                  <w:sz w:val="16"/>
+                  <w:u w:val="single"/>
+                </w:rPr>
+                <w:t>https://verdetalent.com/browse/grid-jobs-in-new-hampshire.html</w:t>
+              </w:r>
+            </w:hyperlink>
+          </w:p>
+        </w:tc>
+        <w:tc>
+          <w:tcPr>
+            <w:tcW w:type="dxa" w:w="2952"/>
+          </w:tcPr>
+          <w:p>
+            <w:pPr>
+              <w:spacing w:after="40" w:before="40"/>
+            </w:pPr>
+            <w:r>
+              <w:rPr>
+                <w:color w:val="444444"/>
+                <w:sz w:val="18"/>
+              </w:rPr>
+              <w:t>New Hampshire - 7 jobs</w:t>
+            </w:r>
+          </w:p>
+        </w:tc>
+      </w:tr>
+      <w:tr>
+        <w:tc>
+          <w:tcPr>
+            <w:tcW w:type="dxa" w:w="792"/>
+          </w:tcPr>
+          <w:p>
+            <w:pPr>
+              <w:spacing w:after="40" w:before="40"/>
+            </w:pPr>
+            <w:r>
+              <w:rPr>
+                <w:sz w:val="18"/>
+              </w:rPr>
+              <w:t>47</w:t>
+            </w:r>
+          </w:p>
+        </w:tc>
+        <w:tc>
+          <w:tcPr>
+            <w:tcW w:type="dxa" w:w="5616"/>
+          </w:tcPr>
+          <w:p>
+            <w:pPr>
+              <w:spacing w:after="40" w:before="40"/>
+            </w:pPr>
+            <w:hyperlink r:id="rId55">
+              <w:r>
+                <w:rPr>
+                  <w:color w:val="1D4ED8"/>
+                  <w:sz w:val="16"/>
+                  <w:u w:val="single"/>
+                </w:rPr>
+                <w:t>https://verdetalent.com/browse/grid-jobs-in-north-carolina.html</w:t>
+              </w:r>
+            </w:hyperlink>
+          </w:p>
+        </w:tc>
+        <w:tc>
+          <w:tcPr>
+            <w:tcW w:type="dxa" w:w="2952"/>
+          </w:tcPr>
+          <w:p>
+            <w:pPr>
+              <w:spacing w:after="40" w:before="40"/>
+            </w:pPr>
+            <w:r>
+              <w:rPr>
+                <w:color w:val="444444"/>
+                <w:sz w:val="18"/>
+              </w:rPr>
+              <w:t>North Carolina - 7 jobs</w:t>
+            </w:r>
+          </w:p>
+        </w:tc>
+      </w:tr>
+      <w:tr>
+        <w:tc>
+          <w:tcPr>
+            <w:tcW w:type="dxa" w:w="792"/>
+          </w:tcPr>
+          <w:p>
+            <w:pPr>
+              <w:spacing w:after="40" w:before="40"/>
+            </w:pPr>
+            <w:r>
+              <w:rPr>
+                <w:sz w:val="18"/>
+              </w:rPr>
+              <w:t>48</w:t>
+            </w:r>
+          </w:p>
+        </w:tc>
+        <w:tc>
+          <w:tcPr>
+            <w:tcW w:type="dxa" w:w="5616"/>
+          </w:tcPr>
+          <w:p>
+            <w:pPr>
+              <w:spacing w:after="40" w:before="40"/>
+            </w:pPr>
+            <w:hyperlink r:id="rId56">
+              <w:r>
+                <w:rPr>
+                  <w:color w:val="1D4ED8"/>
+                  <w:sz w:val="16"/>
+                  <w:u w:val="single"/>
+                </w:rPr>
+                <w:t>https://verdetalent.com/browse/battery-storage-jobs-in-south-carolina.html</w:t>
+              </w:r>
+            </w:hyperlink>
+          </w:p>
+        </w:tc>
+        <w:tc>
+          <w:tcPr>
+            <w:tcW w:type="dxa" w:w="2952"/>
+          </w:tcPr>
+          <w:p>
+            <w:pPr>
+              <w:spacing w:after="40" w:before="40"/>
+            </w:pPr>
+            <w:r>
+              <w:rPr>
+                <w:color w:val="444444"/>
+                <w:sz w:val="18"/>
+              </w:rPr>
+              <w:t>South Carolina - 7 jobs</w:t>
+            </w:r>
+          </w:p>
+        </w:tc>
+      </w:tr>
+      <w:tr>
+        <w:tc>
+          <w:tcPr>
+            <w:tcW w:type="dxa" w:w="792"/>
+          </w:tcPr>
+          <w:p>
+            <w:pPr>
+              <w:spacing w:after="40" w:before="40"/>
+            </w:pPr>
+            <w:r>
+              <w:rPr>
+                <w:sz w:val="18"/>
+              </w:rPr>
+              <w:t>49</w:t>
+            </w:r>
+          </w:p>
+        </w:tc>
+        <w:tc>
+          <w:tcPr>
+            <w:tcW w:type="dxa" w:w="5616"/>
+          </w:tcPr>
+          <w:p>
+            <w:pPr>
+              <w:spacing w:after="40" w:before="40"/>
+            </w:pPr>
+            <w:hyperlink r:id="rId57">
               <w:r>
                 <w:rPr>
                   <w:color w:val="1D4ED8"/>
@@ -2662,282 +2937,7 @@
                 <w:color w:val="444444"/>
                 <w:sz w:val="18"/>
               </w:rPr>
-              <w:t>Illinois - 8 jobs</w:t>
-            </w:r>
-          </w:p>
-        </w:tc>
-      </w:tr>
-      <w:tr>
-        <w:tc>
-          <w:tcPr>
-            <w:tcW w:type="dxa" w:w="792"/>
-          </w:tcPr>
-          <w:p>
-            <w:pPr>
-              <w:spacing w:after="40" w:before="40"/>
-            </w:pPr>
-            <w:r>
-              <w:rPr>
-                <w:sz w:val="18"/>
-              </w:rPr>
-              <w:t>45</w:t>
-            </w:r>
-          </w:p>
-        </w:tc>
-        <w:tc>
-          <w:tcPr>
-            <w:tcW w:type="dxa" w:w="5616"/>
-          </w:tcPr>
-          <w:p>
-            <w:pPr>
-              <w:spacing w:after="40" w:before="40"/>
-            </w:pPr>
-            <w:hyperlink r:id="rId53">
-              <w:r>
-                <w:rPr>
-                  <w:color w:val="1D4ED8"/>
-                  <w:sz w:val="16"/>
-                  <w:u w:val="single"/>
-                </w:rPr>
-                <w:t>https://verdetalent.com/browse/ev-jobs-in-indiana.html</w:t>
-              </w:r>
-            </w:hyperlink>
-          </w:p>
-        </w:tc>
-        <w:tc>
-          <w:tcPr>
-            <w:tcW w:type="dxa" w:w="2952"/>
-          </w:tcPr>
-          <w:p>
-            <w:pPr>
-              <w:spacing w:after="40" w:before="40"/>
-            </w:pPr>
-            <w:r>
-              <w:rPr>
-                <w:color w:val="444444"/>
-                <w:sz w:val="18"/>
-              </w:rPr>
-              <w:t>Indiana - 7 jobs</w:t>
-            </w:r>
-          </w:p>
-        </w:tc>
-      </w:tr>
-      <w:tr>
-        <w:tc>
-          <w:tcPr>
-            <w:tcW w:type="dxa" w:w="792"/>
-          </w:tcPr>
-          <w:p>
-            <w:pPr>
-              <w:spacing w:after="40" w:before="40"/>
-            </w:pPr>
-            <w:r>
-              <w:rPr>
-                <w:sz w:val="18"/>
-              </w:rPr>
-              <w:t>46</w:t>
-            </w:r>
-          </w:p>
-        </w:tc>
-        <w:tc>
-          <w:tcPr>
-            <w:tcW w:type="dxa" w:w="5616"/>
-          </w:tcPr>
-          <w:p>
-            <w:pPr>
-              <w:spacing w:after="40" w:before="40"/>
-            </w:pPr>
-            <w:hyperlink r:id="rId54">
-              <w:r>
-                <w:rPr>
-                  <w:color w:val="1D4ED8"/>
-                  <w:sz w:val="16"/>
-                  <w:u w:val="single"/>
-                </w:rPr>
-                <w:t>https://verdetalent.com/browse/grid-jobs-in-minnesota.html</w:t>
-              </w:r>
-            </w:hyperlink>
-          </w:p>
-        </w:tc>
-        <w:tc>
-          <w:tcPr>
-            <w:tcW w:type="dxa" w:w="2952"/>
-          </w:tcPr>
-          <w:p>
-            <w:pPr>
-              <w:spacing w:after="40" w:before="40"/>
-            </w:pPr>
-            <w:r>
-              <w:rPr>
-                <w:color w:val="444444"/>
-                <w:sz w:val="18"/>
-              </w:rPr>
-              <w:t>Minnesota - 7 jobs</w:t>
-            </w:r>
-          </w:p>
-        </w:tc>
-      </w:tr>
-      <w:tr>
-        <w:tc>
-          <w:tcPr>
-            <w:tcW w:type="dxa" w:w="792"/>
-          </w:tcPr>
-          <w:p>
-            <w:pPr>
-              <w:spacing w:after="40" w:before="40"/>
-            </w:pPr>
-            <w:r>
-              <w:rPr>
-                <w:sz w:val="18"/>
-              </w:rPr>
-              <w:t>47</w:t>
-            </w:r>
-          </w:p>
-        </w:tc>
-        <w:tc>
-          <w:tcPr>
-            <w:tcW w:type="dxa" w:w="5616"/>
-          </w:tcPr>
-          <w:p>
-            <w:pPr>
-              <w:spacing w:after="40" w:before="40"/>
-            </w:pPr>
-            <w:hyperlink r:id="rId55">
-              <w:r>
-                <w:rPr>
-                  <w:color w:val="1D4ED8"/>
-                  <w:sz w:val="16"/>
-                  <w:u w:val="single"/>
-                </w:rPr>
-                <w:t>https://verdetalent.com/browse/grid-jobs-in-new-hampshire.html</w:t>
-              </w:r>
-            </w:hyperlink>
-          </w:p>
-        </w:tc>
-        <w:tc>
-          <w:tcPr>
-            <w:tcW w:type="dxa" w:w="2952"/>
-          </w:tcPr>
-          <w:p>
-            <w:pPr>
-              <w:spacing w:after="40" w:before="40"/>
-            </w:pPr>
-            <w:r>
-              <w:rPr>
-                <w:color w:val="444444"/>
-                <w:sz w:val="18"/>
-              </w:rPr>
-              <w:t>New Hampshire - 7 jobs</w:t>
-            </w:r>
-          </w:p>
-        </w:tc>
-      </w:tr>
-      <w:tr>
-        <w:tc>
-          <w:tcPr>
-            <w:tcW w:type="dxa" w:w="792"/>
-          </w:tcPr>
-          <w:p>
-            <w:pPr>
-              <w:spacing w:after="40" w:before="40"/>
-            </w:pPr>
-            <w:r>
-              <w:rPr>
-                <w:sz w:val="18"/>
-              </w:rPr>
-              <w:t>48</w:t>
-            </w:r>
-          </w:p>
-        </w:tc>
-        <w:tc>
-          <w:tcPr>
-            <w:tcW w:type="dxa" w:w="5616"/>
-          </w:tcPr>
-          <w:p>
-            <w:pPr>
-              <w:spacing w:after="40" w:before="40"/>
-            </w:pPr>
-            <w:hyperlink r:id="rId56">
-              <w:r>
-                <w:rPr>
-                  <w:color w:val="1D4ED8"/>
-                  <w:sz w:val="16"/>
-                  <w:u w:val="single"/>
-                </w:rPr>
-                <w:t>https://verdetalent.com/browse/grid-jobs-in-north-carolina.html</w:t>
-              </w:r>
-            </w:hyperlink>
-          </w:p>
-        </w:tc>
-        <w:tc>
-          <w:tcPr>
-            <w:tcW w:type="dxa" w:w="2952"/>
-          </w:tcPr>
-          <w:p>
-            <w:pPr>
-              <w:spacing w:after="40" w:before="40"/>
-            </w:pPr>
-            <w:r>
-              <w:rPr>
-                <w:color w:val="444444"/>
-                <w:sz w:val="18"/>
-              </w:rPr>
-              <w:t>North Carolina - 7 jobs</w:t>
-            </w:r>
-          </w:p>
-        </w:tc>
-      </w:tr>
-      <w:tr>
-        <w:tc>
-          <w:tcPr>
-            <w:tcW w:type="dxa" w:w="792"/>
-          </w:tcPr>
-          <w:p>
-            <w:pPr>
-              <w:spacing w:after="40" w:before="40"/>
-            </w:pPr>
-            <w:r>
-              <w:rPr>
-                <w:sz w:val="18"/>
-              </w:rPr>
-              <w:t>49</w:t>
-            </w:r>
-          </w:p>
-        </w:tc>
-        <w:tc>
-          <w:tcPr>
-            <w:tcW w:type="dxa" w:w="5616"/>
-          </w:tcPr>
-          <w:p>
-            <w:pPr>
-              <w:spacing w:after="40" w:before="40"/>
-            </w:pPr>
-            <w:hyperlink r:id="rId57">
-              <w:r>
-                <w:rPr>
-                  <w:color w:val="1D4ED8"/>
-                  <w:sz w:val="16"/>
-                  <w:u w:val="single"/>
-                </w:rPr>
-                <w:t>https://verdetalent.com/browse/storage-jobs-in-south-carolina.html</w:t>
-              </w:r>
-            </w:hyperlink>
-          </w:p>
-        </w:tc>
-        <w:tc>
-          <w:tcPr>
-            <w:tcW w:type="dxa" w:w="2952"/>
-          </w:tcPr>
-          <w:p>
-            <w:pPr>
-              <w:spacing w:after="40" w:before="40"/>
-            </w:pPr>
-            <w:r>
-              <w:rPr>
-                <w:color w:val="444444"/>
-                <w:sz w:val="18"/>
-              </w:rPr>
-              <w:t>South Carolina - 7 jobs</w:t>
+              <w:t>Illinois - 7 jobs</w:t>
             </w:r>
           </w:p>
         </w:tc>
@@ -3139,7 +3139,7 @@
                   <w:sz w:val="16"/>
                   <w:u w:val="single"/>
                 </w:rPr>
-                <w:t>https://verdetalent.com/browse/storage-jobs-in-georgia.html</w:t>
+                <w:t>https://verdetalent.com/browse/battery-storage-jobs-in-georgia.html</w:t>
               </w:r>
             </w:hyperlink>
           </w:p>
@@ -3689,7 +3689,7 @@
                   <w:sz w:val="16"/>
                   <w:u w:val="single"/>
                 </w:rPr>
-                <w:t>https://verdetalent.com/browse/storage-jobs-in-florida.html</w:t>
+                <w:t>https://verdetalent.com/browse/battery-storage-jobs-in-florida.html</w:t>
               </w:r>
             </w:hyperlink>
           </w:p>
@@ -3909,6 +3909,61 @@
                   <w:sz w:val="16"/>
                   <w:u w:val="single"/>
                 </w:rPr>
+                <w:t>https://verdetalent.com/browse/wind-jobs-in-pennsylvania.html</w:t>
+              </w:r>
+            </w:hyperlink>
+          </w:p>
+        </w:tc>
+        <w:tc>
+          <w:tcPr>
+            <w:tcW w:type="dxa" w:w="2952"/>
+          </w:tcPr>
+          <w:p>
+            <w:pPr>
+              <w:spacing w:after="40" w:before="40"/>
+            </w:pPr>
+            <w:r>
+              <w:rPr>
+                <w:color w:val="444444"/>
+                <w:sz w:val="18"/>
+              </w:rPr>
+              <w:t>Pennsylvania - 4 jobs</w:t>
+            </w:r>
+          </w:p>
+        </w:tc>
+      </w:tr>
+      <w:tr>
+        <w:tc>
+          <w:tcPr>
+            <w:tcW w:type="dxa" w:w="792"/>
+          </w:tcPr>
+          <w:p>
+            <w:pPr>
+              <w:spacing w:after="40" w:before="40"/>
+            </w:pPr>
+            <w:r>
+              <w:rPr>
+                <w:sz w:val="18"/>
+              </w:rPr>
+              <w:t>68</w:t>
+            </w:r>
+          </w:p>
+        </w:tc>
+        <w:tc>
+          <w:tcPr>
+            <w:tcW w:type="dxa" w:w="5616"/>
+          </w:tcPr>
+          <w:p>
+            <w:pPr>
+              <w:spacing w:after="40" w:before="40"/>
+            </w:pPr>
+            <w:hyperlink r:id="rId76">
+              <w:r>
+                <w:rPr>
+                  <w:color w:val="1D4ED8"/>
+                  <w:sz w:val="16"/>
+                  <w:u w:val="single"/>
+                </w:rPr>
                 <w:t>https://verdetalent.com/browse/grid-jobs-in-florida.html</w:t>
               </w:r>
             </w:hyperlink>
@@ -3945,7 +4000,7 @@
               <w:rPr>
                 <w:sz w:val="18"/>
               </w:rPr>
-              <w:t>68</w:t>
+              <w:t>69</w:t>
             </w:r>
           </w:p>
         </w:tc>
@@ -3957,7 +4012,7 @@
             <w:pPr>
               <w:spacing w:after="40" w:before="40"/>
             </w:pPr>
-            <w:hyperlink r:id="rId76">
+            <w:hyperlink r:id="rId77">
               <w:r>
                 <w:rPr>
                   <w:color w:val="1D4ED8"/>
@@ -4000,7 +4055,7 @@
               <w:rPr>
                 <w:sz w:val="18"/>
               </w:rPr>
-              <w:t>69</w:t>
+              <w:t>70</w:t>
             </w:r>
           </w:p>
         </w:tc>
@@ -4012,7 +4067,7 @@
             <w:pPr>
               <w:spacing w:after="40" w:before="40"/>
             </w:pPr>
-            <w:hyperlink r:id="rId77">
+            <w:hyperlink r:id="rId78">
               <w:r>
                 <w:rPr>
                   <w:color w:val="1D4ED8"/>
@@ -4055,7 +4110,7 @@
               <w:rPr>
                 <w:sz w:val="18"/>
               </w:rPr>
-              <w:t>70</w:t>
+              <w:t>71</w:t>
             </w:r>
           </w:p>
         </w:tc>
@@ -4067,7 +4122,7 @@
             <w:pPr>
               <w:spacing w:after="40" w:before="40"/>
             </w:pPr>
-            <w:hyperlink r:id="rId78">
+            <w:hyperlink r:id="rId79">
               <w:r>
                 <w:rPr>
                   <w:color w:val="1D4ED8"/>
@@ -4110,7 +4165,7 @@
               <w:rPr>
                 <w:sz w:val="18"/>
               </w:rPr>
-              <w:t>71</w:t>
+              <w:t>72</w:t>
             </w:r>
           </w:p>
         </w:tc>
@@ -4122,14 +4177,14 @@
             <w:pPr>
               <w:spacing w:after="40" w:before="40"/>
             </w:pPr>
-            <w:hyperlink r:id="rId79">
+            <w:hyperlink r:id="rId80">
               <w:r>
                 <w:rPr>
                   <w:color w:val="1D4ED8"/>
                   <w:sz w:val="16"/>
                   <w:u w:val="single"/>
                 </w:rPr>
-                <w:t>https://verdetalent.com/browse/storage-jobs-in-illinois.html</w:t>
+                <w:t>https://verdetalent.com/browse/battery-storage-jobs-in-illinois.html</w:t>
               </w:r>
             </w:hyperlink>
           </w:p>
@@ -4165,7 +4220,7 @@
               <w:rPr>
                 <w:sz w:val="18"/>
               </w:rPr>
-              <w:t>72</w:t>
+              <w:t>73</w:t>
             </w:r>
           </w:p>
         </w:tc>
@@ -4177,7 +4232,7 @@
             <w:pPr>
               <w:spacing w:after="40" w:before="40"/>
             </w:pPr>
-            <w:hyperlink r:id="rId80">
+            <w:hyperlink r:id="rId81">
               <w:r>
                 <w:rPr>
                   <w:color w:val="1D4ED8"/>
@@ -4220,7 +4275,7 @@
               <w:rPr>
                 <w:sz w:val="18"/>
               </w:rPr>
-              <w:t>73</w:t>
+              <w:t>74</w:t>
             </w:r>
           </w:p>
         </w:tc>
@@ -4232,7 +4287,62 @@
             <w:pPr>
               <w:spacing w:after="40" w:before="40"/>
             </w:pPr>
-            <w:hyperlink r:id="rId81">
+            <w:hyperlink r:id="rId82">
+              <w:r>
+                <w:rPr>
+                  <w:color w:val="1D4ED8"/>
+                  <w:sz w:val="16"/>
+                  <w:u w:val="single"/>
+                </w:rPr>
+                <w:t>https://verdetalent.com/browse/wind-jobs-in-kansas.html</w:t>
+              </w:r>
+            </w:hyperlink>
+          </w:p>
+        </w:tc>
+        <w:tc>
+          <w:tcPr>
+            <w:tcW w:type="dxa" w:w="2952"/>
+          </w:tcPr>
+          <w:p>
+            <w:pPr>
+              <w:spacing w:after="40" w:before="40"/>
+            </w:pPr>
+            <w:r>
+              <w:rPr>
+                <w:color w:val="444444"/>
+                <w:sz w:val="18"/>
+              </w:rPr>
+              <w:t>Kansas - 3 jobs</w:t>
+            </w:r>
+          </w:p>
+        </w:tc>
+      </w:tr>
+      <w:tr>
+        <w:tc>
+          <w:tcPr>
+            <w:tcW w:type="dxa" w:w="792"/>
+          </w:tcPr>
+          <w:p>
+            <w:pPr>
+              <w:spacing w:after="40" w:before="40"/>
+            </w:pPr>
+            <w:r>
+              <w:rPr>
+                <w:sz w:val="18"/>
+              </w:rPr>
+              <w:t>75</w:t>
+            </w:r>
+          </w:p>
+        </w:tc>
+        <w:tc>
+          <w:tcPr>
+            <w:tcW w:type="dxa" w:w="5616"/>
+          </w:tcPr>
+          <w:p>
+            <w:pPr>
+              <w:spacing w:after="40" w:before="40"/>
+            </w:pPr>
+            <w:hyperlink r:id="rId83">
               <w:r>
                 <w:rPr>
                   <w:color w:val="1D4ED8"/>
@@ -4275,7 +4385,7 @@
               <w:rPr>
                 <w:sz w:val="18"/>
               </w:rPr>
-              <w:t>74</w:t>
+              <w:t>76</w:t>
             </w:r>
           </w:p>
         </w:tc>
@@ -4287,14 +4397,14 @@
             <w:pPr>
               <w:spacing w:after="40" w:before="40"/>
             </w:pPr>
-            <w:hyperlink r:id="rId82">
+            <w:hyperlink r:id="rId84">
               <w:r>
                 <w:rPr>
                   <w:color w:val="1D4ED8"/>
                   <w:sz w:val="16"/>
                   <w:u w:val="single"/>
                 </w:rPr>
-                <w:t>https://verdetalent.com/browse/wind-jobs-in-pennsylvania.html</w:t>
+                <w:t>https://verdetalent.com/browse/wind-jobs-in-montana.html</w:t>
               </w:r>
             </w:hyperlink>
           </w:p>
@@ -4312,7 +4422,7 @@
                 <w:color w:val="444444"/>
                 <w:sz w:val="18"/>
               </w:rPr>
-              <w:t>Pennsylvania - 3 jobs</w:t>
+              <w:t>Montana - 3 jobs</w:t>
             </w:r>
           </w:p>
         </w:tc>
@@ -4330,7 +4440,7 @@
               <w:rPr>
                 <w:sz w:val="18"/>
               </w:rPr>
-              <w:t>75</w:t>
+              <w:t>77</w:t>
             </w:r>
           </w:p>
         </w:tc>
@@ -4342,7 +4452,7 @@
             <w:pPr>
               <w:spacing w:after="40" w:before="40"/>
             </w:pPr>
-            <w:hyperlink r:id="rId83">
+            <w:hyperlink r:id="rId85">
               <w:r>
                 <w:rPr>
                   <w:color w:val="1D4ED8"/>
@@ -4378,7 +4488,7 @@
         <w:pStyle w:val="Heading2"/>
       </w:pPr>
       <w:r>
-        <w:t>Tier 3 — Sector + Category + State Hub Pages (88)</w:t>
+        <w:t>Tier 3 — Sector + Category + State Hub Pages (89)</w:t>
       </w:r>
     </w:p>
     <w:p>
@@ -4475,7 +4585,7 @@
               <w:rPr>
                 <w:sz w:val="18"/>
               </w:rPr>
-              <w:t>76</w:t>
+              <w:t>78</w:t>
             </w:r>
           </w:p>
         </w:tc>
@@ -4487,7 +4597,7 @@
             <w:pPr>
               <w:spacing w:after="40" w:before="40"/>
             </w:pPr>
-            <w:hyperlink r:id="rId84">
+            <w:hyperlink r:id="rId86">
               <w:r>
                 <w:rPr>
                   <w:color w:val="1D4ED8"/>
@@ -4530,7 +4640,7 @@
               <w:rPr>
                 <w:sz w:val="18"/>
               </w:rPr>
-              <w:t>77</w:t>
+              <w:t>79</w:t>
             </w:r>
           </w:p>
         </w:tc>
@@ -4542,7 +4652,7 @@
             <w:pPr>
               <w:spacing w:after="40" w:before="40"/>
             </w:pPr>
-            <w:hyperlink r:id="rId85">
+            <w:hyperlink r:id="rId87">
               <w:r>
                 <w:rPr>
                   <w:color w:val="1D4ED8"/>
@@ -4585,7 +4695,7 @@
               <w:rPr>
                 <w:sz w:val="18"/>
               </w:rPr>
-              <w:t>78</w:t>
+              <w:t>80</w:t>
             </w:r>
           </w:p>
         </w:tc>
@@ -4597,7 +4707,7 @@
             <w:pPr>
               <w:spacing w:after="40" w:before="40"/>
             </w:pPr>
-            <w:hyperlink r:id="rId86">
+            <w:hyperlink r:id="rId88">
               <w:r>
                 <w:rPr>
                   <w:color w:val="1D4ED8"/>
@@ -4640,7 +4750,7 @@
               <w:rPr>
                 <w:sz w:val="18"/>
               </w:rPr>
-              <w:t>79</w:t>
+              <w:t>81</w:t>
             </w:r>
           </w:p>
         </w:tc>
@@ -4652,7 +4762,7 @@
             <w:pPr>
               <w:spacing w:after="40" w:before="40"/>
             </w:pPr>
-            <w:hyperlink r:id="rId87">
+            <w:hyperlink r:id="rId89">
               <w:r>
                 <w:rPr>
                   <w:color w:val="1D4ED8"/>
@@ -4677,7 +4787,7 @@
                 <w:color w:val="444444"/>
                 <w:sz w:val="18"/>
               </w:rPr>
-              <w:t>Construction &amp; Field in Texas - 36 jobs</w:t>
+              <w:t>Construction &amp; Field in Texas - 35 jobs</w:t>
             </w:r>
           </w:p>
         </w:tc>
@@ -4695,7 +4805,7 @@
               <w:rPr>
                 <w:sz w:val="18"/>
               </w:rPr>
-              <w:t>80</w:t>
+              <w:t>82</w:t>
             </w:r>
           </w:p>
         </w:tc>
@@ -4707,7 +4817,7 @@
             <w:pPr>
               <w:spacing w:after="40" w:before="40"/>
             </w:pPr>
-            <w:hyperlink r:id="rId88">
+            <w:hyperlink r:id="rId90">
               <w:r>
                 <w:rPr>
                   <w:color w:val="1D4ED8"/>
@@ -4750,7 +4860,7 @@
               <w:rPr>
                 <w:sz w:val="18"/>
               </w:rPr>
-              <w:t>81</w:t>
+              <w:t>83</w:t>
             </w:r>
           </w:p>
         </w:tc>
@@ -4762,7 +4872,7 @@
             <w:pPr>
               <w:spacing w:after="40" w:before="40"/>
             </w:pPr>
-            <w:hyperlink r:id="rId89">
+            <w:hyperlink r:id="rId91">
               <w:r>
                 <w:rPr>
                   <w:color w:val="1D4ED8"/>
@@ -4787,7 +4897,7 @@
                 <w:color w:val="444444"/>
                 <w:sz w:val="18"/>
               </w:rPr>
-              <w:t>Construction &amp; Field in Delaware - 32 jobs</w:t>
+              <w:t>Construction &amp; Field in Delaware - 34 jobs</w:t>
             </w:r>
           </w:p>
         </w:tc>
@@ -4805,7 +4915,7 @@
               <w:rPr>
                 <w:sz w:val="18"/>
               </w:rPr>
-              <w:t>82</w:t>
+              <w:t>84</w:t>
             </w:r>
           </w:p>
         </w:tc>
@@ -4817,7 +4927,7 @@
             <w:pPr>
               <w:spacing w:after="40" w:before="40"/>
             </w:pPr>
-            <w:hyperlink r:id="rId90">
+            <w:hyperlink r:id="rId92">
               <w:r>
                 <w:rPr>
                   <w:color w:val="1D4ED8"/>
@@ -4860,7 +4970,7 @@
               <w:rPr>
                 <w:sz w:val="18"/>
               </w:rPr>
-              <w:t>83</w:t>
+              <w:t>85</w:t>
             </w:r>
           </w:p>
         </w:tc>
@@ -4872,7 +4982,7 @@
             <w:pPr>
               <w:spacing w:after="40" w:before="40"/>
             </w:pPr>
-            <w:hyperlink r:id="rId91">
+            <w:hyperlink r:id="rId93">
               <w:r>
                 <w:rPr>
                   <w:color w:val="1D4ED8"/>
@@ -4915,7 +5025,7 @@
               <w:rPr>
                 <w:sz w:val="18"/>
               </w:rPr>
-              <w:t>84</w:t>
+              <w:t>86</w:t>
             </w:r>
           </w:p>
         </w:tc>
@@ -4927,7 +5037,7 @@
             <w:pPr>
               <w:spacing w:after="40" w:before="40"/>
             </w:pPr>
-            <w:hyperlink r:id="rId92">
+            <w:hyperlink r:id="rId94">
               <w:r>
                 <w:rPr>
                   <w:color w:val="1D4ED8"/>
@@ -4970,7 +5080,7 @@
               <w:rPr>
                 <w:sz w:val="18"/>
               </w:rPr>
-              <w:t>85</w:t>
+              <w:t>87</w:t>
             </w:r>
           </w:p>
         </w:tc>
@@ -4982,14 +5092,14 @@
             <w:pPr>
               <w:spacing w:after="40" w:before="40"/>
             </w:pPr>
-            <w:hyperlink r:id="rId93">
+            <w:hyperlink r:id="rId95">
               <w:r>
                 <w:rPr>
                   <w:color w:val="1D4ED8"/>
                   <w:sz w:val="16"/>
                   <w:u w:val="single"/>
                 </w:rPr>
-                <w:t>https://verdetalent.com/browse/storage-engineering-jobs-in-nevada.html</w:t>
+                <w:t>https://verdetalent.com/browse/battery-storage-engineering-jobs-in-nevada.html</w:t>
               </w:r>
             </w:hyperlink>
           </w:p>
@@ -5025,7 +5135,7 @@
               <w:rPr>
                 <w:sz w:val="18"/>
               </w:rPr>
-              <w:t>86</w:t>
+              <w:t>88</w:t>
             </w:r>
           </w:p>
         </w:tc>
@@ -5037,7 +5147,7 @@
             <w:pPr>
               <w:spacing w:after="40" w:before="40"/>
             </w:pPr>
-            <w:hyperlink r:id="rId94">
+            <w:hyperlink r:id="rId96">
               <w:r>
                 <w:rPr>
                   <w:color w:val="1D4ED8"/>
@@ -5080,7 +5190,7 @@
               <w:rPr>
                 <w:sz w:val="18"/>
               </w:rPr>
-              <w:t>87</w:t>
+              <w:t>89</w:t>
             </w:r>
           </w:p>
         </w:tc>
@@ -5092,14 +5202,14 @@
             <w:pPr>
               <w:spacing w:after="40" w:before="40"/>
             </w:pPr>
-            <w:hyperlink r:id="rId95">
+            <w:hyperlink r:id="rId97">
               <w:r>
                 <w:rPr>
                   <w:color w:val="1D4ED8"/>
                   <w:sz w:val="16"/>
                   <w:u w:val="single"/>
                 </w:rPr>
-                <w:t>https://verdetalent.com/browse/storage-construction-field-jobs-in-nevada.html</w:t>
+                <w:t>https://verdetalent.com/browse/battery-storage-construction-field-jobs-in-nevada.html</w:t>
               </w:r>
             </w:hyperlink>
           </w:p>
@@ -5117,7 +5227,7 @@
                 <w:color w:val="444444"/>
                 <w:sz w:val="18"/>
               </w:rPr>
-              <w:t>Construction &amp; Field in Nevada - 20 jobs</w:t>
+              <w:t>Construction &amp; Field in Nevada - 22 jobs</w:t>
             </w:r>
           </w:p>
         </w:tc>
@@ -5135,7 +5245,7 @@
               <w:rPr>
                 <w:sz w:val="18"/>
               </w:rPr>
-              <w:t>88</w:t>
+              <w:t>90</w:t>
             </w:r>
           </w:p>
         </w:tc>
@@ -5147,7 +5257,7 @@
             <w:pPr>
               <w:spacing w:after="40" w:before="40"/>
             </w:pPr>
-            <w:hyperlink r:id="rId96">
+            <w:hyperlink r:id="rId98">
               <w:r>
                 <w:rPr>
                   <w:color w:val="1D4ED8"/>
@@ -5190,7 +5300,7 @@
               <w:rPr>
                 <w:sz w:val="18"/>
               </w:rPr>
-              <w:t>89</w:t>
+              <w:t>91</w:t>
             </w:r>
           </w:p>
         </w:tc>
@@ -5202,7 +5312,7 @@
             <w:pPr>
               <w:spacing w:after="40" w:before="40"/>
             </w:pPr>
-            <w:hyperlink r:id="rId97">
+            <w:hyperlink r:id="rId99">
               <w:r>
                 <w:rPr>
                   <w:color w:val="1D4ED8"/>
@@ -5245,7 +5355,7 @@
               <w:rPr>
                 <w:sz w:val="18"/>
               </w:rPr>
-              <w:t>90</w:t>
+              <w:t>92</w:t>
             </w:r>
           </w:p>
         </w:tc>
@@ -5257,7 +5367,7 @@
             <w:pPr>
               <w:spacing w:after="40" w:before="40"/>
             </w:pPr>
-            <w:hyperlink r:id="rId98">
+            <w:hyperlink r:id="rId100">
               <w:r>
                 <w:rPr>
                   <w:color w:val="1D4ED8"/>
@@ -5300,7 +5410,7 @@
               <w:rPr>
                 <w:sz w:val="18"/>
               </w:rPr>
-              <w:t>91</w:t>
+              <w:t>93</w:t>
             </w:r>
           </w:p>
         </w:tc>
@@ -5312,7 +5422,7 @@
             <w:pPr>
               <w:spacing w:after="40" w:before="40"/>
             </w:pPr>
-            <w:hyperlink r:id="rId99">
+            <w:hyperlink r:id="rId101">
               <w:r>
                 <w:rPr>
                   <w:color w:val="1D4ED8"/>
@@ -5355,7 +5465,7 @@
               <w:rPr>
                 <w:sz w:val="18"/>
               </w:rPr>
-              <w:t>92</w:t>
+              <w:t>94</w:t>
             </w:r>
           </w:p>
         </w:tc>
@@ -5367,7 +5477,7 @@
             <w:pPr>
               <w:spacing w:after="40" w:before="40"/>
             </w:pPr>
-            <w:hyperlink r:id="rId100">
+            <w:hyperlink r:id="rId102">
               <w:r>
                 <w:rPr>
                   <w:color w:val="1D4ED8"/>
@@ -5410,7 +5520,7 @@
               <w:rPr>
                 <w:sz w:val="18"/>
               </w:rPr>
-              <w:t>93</w:t>
+              <w:t>95</w:t>
             </w:r>
           </w:p>
         </w:tc>
@@ -5422,7 +5532,7 @@
             <w:pPr>
               <w:spacing w:after="40" w:before="40"/>
             </w:pPr>
-            <w:hyperlink r:id="rId101">
+            <w:hyperlink r:id="rId103">
               <w:r>
                 <w:rPr>
                   <w:color w:val="1D4ED8"/>
@@ -5465,7 +5575,7 @@
               <w:rPr>
                 <w:sz w:val="18"/>
               </w:rPr>
-              <w:t>94</w:t>
+              <w:t>96</w:t>
             </w:r>
           </w:p>
         </w:tc>
@@ -5477,7 +5587,62 @@
             <w:pPr>
               <w:spacing w:after="40" w:before="40"/>
             </w:pPr>
-            <w:hyperlink r:id="rId102">
+            <w:hyperlink r:id="rId104">
+              <w:r>
+                <w:rPr>
+                  <w:color w:val="1D4ED8"/>
+                  <w:sz w:val="16"/>
+                  <w:u w:val="single"/>
+                </w:rPr>
+                <w:t>https://verdetalent.com/browse/wind-construction-field-jobs-in-iowa.html</w:t>
+              </w:r>
+            </w:hyperlink>
+          </w:p>
+        </w:tc>
+        <w:tc>
+          <w:tcPr>
+            <w:tcW w:type="dxa" w:w="2952"/>
+          </w:tcPr>
+          <w:p>
+            <w:pPr>
+              <w:spacing w:after="40" w:before="40"/>
+            </w:pPr>
+            <w:r>
+              <w:rPr>
+                <w:color w:val="444444"/>
+                <w:sz w:val="18"/>
+              </w:rPr>
+              <w:t>Construction &amp; Field in Iowa - 13 jobs</w:t>
+            </w:r>
+          </w:p>
+        </w:tc>
+      </w:tr>
+      <w:tr>
+        <w:tc>
+          <w:tcPr>
+            <w:tcW w:type="dxa" w:w="792"/>
+          </w:tcPr>
+          <w:p>
+            <w:pPr>
+              <w:spacing w:after="40" w:before="40"/>
+            </w:pPr>
+            <w:r>
+              <w:rPr>
+                <w:sz w:val="18"/>
+              </w:rPr>
+              <w:t>97</w:t>
+            </w:r>
+          </w:p>
+        </w:tc>
+        <w:tc>
+          <w:tcPr>
+            <w:tcW w:type="dxa" w:w="5616"/>
+          </w:tcPr>
+          <w:p>
+            <w:pPr>
+              <w:spacing w:after="40" w:before="40"/>
+            </w:pPr>
+            <w:hyperlink r:id="rId105">
               <w:r>
                 <w:rPr>
                   <w:color w:val="1D4ED8"/>
@@ -5520,7 +5685,7 @@
               <w:rPr>
                 <w:sz w:val="18"/>
               </w:rPr>
-              <w:t>95</w:t>
+              <w:t>98</w:t>
             </w:r>
           </w:p>
         </w:tc>
@@ -5532,62 +5697,7 @@
             <w:pPr>
               <w:spacing w:after="40" w:before="40"/>
             </w:pPr>
-            <w:hyperlink r:id="rId103">
-              <w:r>
-                <w:rPr>
-                  <w:color w:val="1D4ED8"/>
-                  <w:sz w:val="16"/>
-                  <w:u w:val="single"/>
-                </w:rPr>
-                <w:t>https://verdetalent.com/browse/wind-construction-field-jobs-in-iowa.html</w:t>
-              </w:r>
-            </w:hyperlink>
-          </w:p>
-        </w:tc>
-        <w:tc>
-          <w:tcPr>
-            <w:tcW w:type="dxa" w:w="2952"/>
-          </w:tcPr>
-          <w:p>
-            <w:pPr>
-              <w:spacing w:after="40" w:before="40"/>
-            </w:pPr>
-            <w:r>
-              <w:rPr>
-                <w:color w:val="444444"/>
-                <w:sz w:val="18"/>
-              </w:rPr>
-              <w:t>Construction &amp; Field in Iowa - 11 jobs</w:t>
-            </w:r>
-          </w:p>
-        </w:tc>
-      </w:tr>
-      <w:tr>
-        <w:tc>
-          <w:tcPr>
-            <w:tcW w:type="dxa" w:w="792"/>
-          </w:tcPr>
-          <w:p>
-            <w:pPr>
-              <w:spacing w:after="40" w:before="40"/>
-            </w:pPr>
-            <w:r>
-              <w:rPr>
-                <w:sz w:val="18"/>
-              </w:rPr>
-              <w:t>96</w:t>
-            </w:r>
-          </w:p>
-        </w:tc>
-        <w:tc>
-          <w:tcPr>
-            <w:tcW w:type="dxa" w:w="5616"/>
-          </w:tcPr>
-          <w:p>
-            <w:pPr>
-              <w:spacing w:after="40" w:before="40"/>
-            </w:pPr>
-            <w:hyperlink r:id="rId104">
+            <w:hyperlink r:id="rId106">
               <w:r>
                 <w:rPr>
                   <w:color w:val="1D4ED8"/>
@@ -5630,7 +5740,7 @@
               <w:rPr>
                 <w:sz w:val="18"/>
               </w:rPr>
-              <w:t>97</w:t>
+              <w:t>99</w:t>
             </w:r>
           </w:p>
         </w:tc>
@@ -5642,14 +5752,14 @@
             <w:pPr>
               <w:spacing w:after="40" w:before="40"/>
             </w:pPr>
-            <w:hyperlink r:id="rId105">
+            <w:hyperlink r:id="rId107">
               <w:r>
                 <w:rPr>
                   <w:color w:val="1D4ED8"/>
                   <w:sz w:val="16"/>
                   <w:u w:val="single"/>
                 </w:rPr>
-                <w:t>https://verdetalent.com/browse/storage-operations-jobs-in-nevada.html</w:t>
+                <w:t>https://verdetalent.com/browse/battery-storage-operations-jobs-in-nevada.html</w:t>
               </w:r>
             </w:hyperlink>
           </w:p>
@@ -5685,7 +5795,7 @@
               <w:rPr>
                 <w:sz w:val="18"/>
               </w:rPr>
-              <w:t>98</w:t>
+              <w:t>100</w:t>
             </w:r>
           </w:p>
         </w:tc>
@@ -5697,7 +5807,7 @@
             <w:pPr>
               <w:spacing w:after="40" w:before="40"/>
             </w:pPr>
-            <w:hyperlink r:id="rId106">
+            <w:hyperlink r:id="rId108">
               <w:r>
                 <w:rPr>
                   <w:color w:val="1D4ED8"/>
@@ -5740,7 +5850,7 @@
               <w:rPr>
                 <w:sz w:val="18"/>
               </w:rPr>
-              <w:t>99</w:t>
+              <w:t>101</w:t>
             </w:r>
           </w:p>
         </w:tc>
@@ -5752,7 +5862,117 @@
             <w:pPr>
               <w:spacing w:after="40" w:before="40"/>
             </w:pPr>
-            <w:hyperlink r:id="rId107">
+            <w:hyperlink r:id="rId109">
+              <w:r>
+                <w:rPr>
+                  <w:color w:val="1D4ED8"/>
+                  <w:sz w:val="16"/>
+                  <w:u w:val="single"/>
+                </w:rPr>
+                <w:t>https://verdetalent.com/browse/solar-construction-field-jobs-in-south-carolina.html</w:t>
+              </w:r>
+            </w:hyperlink>
+          </w:p>
+        </w:tc>
+        <w:tc>
+          <w:tcPr>
+            <w:tcW w:type="dxa" w:w="2952"/>
+          </w:tcPr>
+          <w:p>
+            <w:pPr>
+              <w:spacing w:after="40" w:before="40"/>
+            </w:pPr>
+            <w:r>
+              <w:rPr>
+                <w:color w:val="444444"/>
+                <w:sz w:val="18"/>
+              </w:rPr>
+              <w:t>Construction &amp; Field in South Carolina - 8 jobs</w:t>
+            </w:r>
+          </w:p>
+        </w:tc>
+      </w:tr>
+      <w:tr>
+        <w:tc>
+          <w:tcPr>
+            <w:tcW w:type="dxa" w:w="792"/>
+          </w:tcPr>
+          <w:p>
+            <w:pPr>
+              <w:spacing w:after="40" w:before="40"/>
+            </w:pPr>
+            <w:r>
+              <w:rPr>
+                <w:sz w:val="18"/>
+              </w:rPr>
+              <w:t>102</w:t>
+            </w:r>
+          </w:p>
+        </w:tc>
+        <w:tc>
+          <w:tcPr>
+            <w:tcW w:type="dxa" w:w="5616"/>
+          </w:tcPr>
+          <w:p>
+            <w:pPr>
+              <w:spacing w:after="40" w:before="40"/>
+            </w:pPr>
+            <w:hyperlink r:id="rId110">
+              <w:r>
+                <w:rPr>
+                  <w:color w:val="1D4ED8"/>
+                  <w:sz w:val="16"/>
+                  <w:u w:val="single"/>
+                </w:rPr>
+                <w:t>https://verdetalent.com/browse/battery-storage-engineering-jobs-in-texas.html</w:t>
+              </w:r>
+            </w:hyperlink>
+          </w:p>
+        </w:tc>
+        <w:tc>
+          <w:tcPr>
+            <w:tcW w:type="dxa" w:w="2952"/>
+          </w:tcPr>
+          <w:p>
+            <w:pPr>
+              <w:spacing w:after="40" w:before="40"/>
+            </w:pPr>
+            <w:r>
+              <w:rPr>
+                <w:color w:val="444444"/>
+                <w:sz w:val="18"/>
+              </w:rPr>
+              <w:t>Engineering in Texas - 8 jobs</w:t>
+            </w:r>
+          </w:p>
+        </w:tc>
+      </w:tr>
+      <w:tr>
+        <w:tc>
+          <w:tcPr>
+            <w:tcW w:type="dxa" w:w="792"/>
+          </w:tcPr>
+          <w:p>
+            <w:pPr>
+              <w:spacing w:after="40" w:before="40"/>
+            </w:pPr>
+            <w:r>
+              <w:rPr>
+                <w:sz w:val="18"/>
+              </w:rPr>
+              <w:t>103</w:t>
+            </w:r>
+          </w:p>
+        </w:tc>
+        <w:tc>
+          <w:tcPr>
+            <w:tcW w:type="dxa" w:w="5616"/>
+          </w:tcPr>
+          <w:p>
+            <w:pPr>
+              <w:spacing w:after="40" w:before="40"/>
+            </w:pPr>
+            <w:hyperlink r:id="rId111">
               <w:r>
                 <w:rPr>
                   <w:color w:val="1D4ED8"/>
@@ -5777,227 +5997,7 @@
                 <w:color w:val="444444"/>
                 <w:sz w:val="18"/>
               </w:rPr>
-              <w:t>Construction &amp; Field in Wyoming - 9 jobs</w:t>
-            </w:r>
-          </w:p>
-        </w:tc>
-      </w:tr>
-      <w:tr>
-        <w:tc>
-          <w:tcPr>
-            <w:tcW w:type="dxa" w:w="792"/>
-          </w:tcPr>
-          <w:p>
-            <w:pPr>
-              <w:spacing w:after="40" w:before="40"/>
-            </w:pPr>
-            <w:r>
-              <w:rPr>
-                <w:sz w:val="18"/>
-              </w:rPr>
-              <w:t>100</w:t>
-            </w:r>
-          </w:p>
-        </w:tc>
-        <w:tc>
-          <w:tcPr>
-            <w:tcW w:type="dxa" w:w="5616"/>
-          </w:tcPr>
-          <w:p>
-            <w:pPr>
-              <w:spacing w:after="40" w:before="40"/>
-            </w:pPr>
-            <w:hyperlink r:id="rId108">
-              <w:r>
-                <w:rPr>
-                  <w:color w:val="1D4ED8"/>
-                  <w:sz w:val="16"/>
-                  <w:u w:val="single"/>
-                </w:rPr>
-                <w:t>https://verdetalent.com/browse/solar-construction-field-jobs-in-south-carolina.html</w:t>
-              </w:r>
-            </w:hyperlink>
-          </w:p>
-        </w:tc>
-        <w:tc>
-          <w:tcPr>
-            <w:tcW w:type="dxa" w:w="2952"/>
-          </w:tcPr>
-          <w:p>
-            <w:pPr>
-              <w:spacing w:after="40" w:before="40"/>
-            </w:pPr>
-            <w:r>
-              <w:rPr>
-                <w:color w:val="444444"/>
-                <w:sz w:val="18"/>
-              </w:rPr>
-              <w:t>Construction &amp; Field in South Carolina - 8 jobs</w:t>
-            </w:r>
-          </w:p>
-        </w:tc>
-      </w:tr>
-      <w:tr>
-        <w:tc>
-          <w:tcPr>
-            <w:tcW w:type="dxa" w:w="792"/>
-          </w:tcPr>
-          <w:p>
-            <w:pPr>
-              <w:spacing w:after="40" w:before="40"/>
-            </w:pPr>
-            <w:r>
-              <w:rPr>
-                <w:sz w:val="18"/>
-              </w:rPr>
-              <w:t>101</w:t>
-            </w:r>
-          </w:p>
-        </w:tc>
-        <w:tc>
-          <w:tcPr>
-            <w:tcW w:type="dxa" w:w="5616"/>
-          </w:tcPr>
-          <w:p>
-            <w:pPr>
-              <w:spacing w:after="40" w:before="40"/>
-            </w:pPr>
-            <w:hyperlink r:id="rId109">
-              <w:r>
-                <w:rPr>
-                  <w:color w:val="1D4ED8"/>
-                  <w:sz w:val="16"/>
-                  <w:u w:val="single"/>
-                </w:rPr>
-                <w:t>https://verdetalent.com/browse/storage-engineering-jobs-in-texas.html</w:t>
-              </w:r>
-            </w:hyperlink>
-          </w:p>
-        </w:tc>
-        <w:tc>
-          <w:tcPr>
-            <w:tcW w:type="dxa" w:w="2952"/>
-          </w:tcPr>
-          <w:p>
-            <w:pPr>
-              <w:spacing w:after="40" w:before="40"/>
-            </w:pPr>
-            <w:r>
-              <w:rPr>
-                <w:color w:val="444444"/>
-                <w:sz w:val="18"/>
-              </w:rPr>
-              <w:t>Engineering in Texas - 8 jobs</w:t>
-            </w:r>
-          </w:p>
-        </w:tc>
-      </w:tr>
-      <w:tr>
-        <w:tc>
-          <w:tcPr>
-            <w:tcW w:type="dxa" w:w="792"/>
-          </w:tcPr>
-          <w:p>
-            <w:pPr>
-              <w:spacing w:after="40" w:before="40"/>
-            </w:pPr>
-            <w:r>
-              <w:rPr>
-                <w:sz w:val="18"/>
-              </w:rPr>
-              <w:t>102</w:t>
-            </w:r>
-          </w:p>
-        </w:tc>
-        <w:tc>
-          <w:tcPr>
-            <w:tcW w:type="dxa" w:w="5616"/>
-          </w:tcPr>
-          <w:p>
-            <w:pPr>
-              <w:spacing w:after="40" w:before="40"/>
-            </w:pPr>
-            <w:hyperlink r:id="rId110">
-              <w:r>
-                <w:rPr>
-                  <w:color w:val="1D4ED8"/>
-                  <w:sz w:val="16"/>
-                  <w:u w:val="single"/>
-                </w:rPr>
-                <w:t>https://verdetalent.com/browse/wind-construction-field-jobs-in-illinois.html</w:t>
-              </w:r>
-            </w:hyperlink>
-          </w:p>
-        </w:tc>
-        <w:tc>
-          <w:tcPr>
-            <w:tcW w:type="dxa" w:w="2952"/>
-          </w:tcPr>
-          <w:p>
-            <w:pPr>
-              <w:spacing w:after="40" w:before="40"/>
-            </w:pPr>
-            <w:r>
-              <w:rPr>
-                <w:color w:val="444444"/>
-                <w:sz w:val="18"/>
-              </w:rPr>
-              <w:t>Construction &amp; Field in Illinois - 8 jobs</w:t>
-            </w:r>
-          </w:p>
-        </w:tc>
-      </w:tr>
-      <w:tr>
-        <w:tc>
-          <w:tcPr>
-            <w:tcW w:type="dxa" w:w="792"/>
-          </w:tcPr>
-          <w:p>
-            <w:pPr>
-              <w:spacing w:after="40" w:before="40"/>
-            </w:pPr>
-            <w:r>
-              <w:rPr>
-                <w:sz w:val="18"/>
-              </w:rPr>
-              <w:t>103</w:t>
-            </w:r>
-          </w:p>
-        </w:tc>
-        <w:tc>
-          <w:tcPr>
-            <w:tcW w:type="dxa" w:w="5616"/>
-          </w:tcPr>
-          <w:p>
-            <w:pPr>
-              <w:spacing w:after="40" w:before="40"/>
-            </w:pPr>
-            <w:hyperlink r:id="rId111">
-              <w:r>
-                <w:rPr>
-                  <w:color w:val="1D4ED8"/>
-                  <w:sz w:val="16"/>
-                  <w:u w:val="single"/>
-                </w:rPr>
-                <w:t>https://verdetalent.com/browse/wind-engineering-jobs-in-indiana.html</w:t>
-              </w:r>
-            </w:hyperlink>
-          </w:p>
-        </w:tc>
-        <w:tc>
-          <w:tcPr>
-            <w:tcW w:type="dxa" w:w="2952"/>
-          </w:tcPr>
-          <w:p>
-            <w:pPr>
-              <w:spacing w:after="40" w:before="40"/>
-            </w:pPr>
-            <w:r>
-              <w:rPr>
-                <w:color w:val="444444"/>
-                <w:sz w:val="18"/>
-              </w:rPr>
-              <w:t>Engineering in Indiana - 8 jobs</w:t>
+              <w:t>Construction &amp; Field in Wyoming - 8 jobs</w:t>
             </w:r>
           </w:p>
         </w:tc>
@@ -6364,7 +6364,7 @@
                   <w:sz w:val="16"/>
                   <w:u w:val="single"/>
                 </w:rPr>
-                <w:t>https://verdetalent.com/browse/wind-construction-field-jobs-in-colorado.html</w:t>
+                <w:t>https://verdetalent.com/browse/wind-construction-field-jobs-in-illinois.html</w:t>
               </w:r>
             </w:hyperlink>
           </w:p>
@@ -6382,7 +6382,7 @@
                 <w:color w:val="444444"/>
                 <w:sz w:val="18"/>
               </w:rPr>
-              <w:t>Construction &amp; Field in Colorado - 7 jobs</w:t>
+              <w:t>Construction &amp; Field in Illinois - 7 jobs</w:t>
             </w:r>
           </w:p>
         </w:tc>
@@ -6413,6 +6413,61 @@
               <w:spacing w:after="40" w:before="40"/>
             </w:pPr>
             <w:hyperlink r:id="rId119">
+              <w:r>
+                <w:rPr>
+                  <w:color w:val="1D4ED8"/>
+                  <w:sz w:val="16"/>
+                  <w:u w:val="single"/>
+                </w:rPr>
+                <w:t>https://verdetalent.com/browse/wind-engineering-jobs-in-indiana.html</w:t>
+              </w:r>
+            </w:hyperlink>
+          </w:p>
+        </w:tc>
+        <w:tc>
+          <w:tcPr>
+            <w:tcW w:type="dxa" w:w="2952"/>
+          </w:tcPr>
+          <w:p>
+            <w:pPr>
+              <w:spacing w:after="40" w:before="40"/>
+            </w:pPr>
+            <w:r>
+              <w:rPr>
+                <w:color w:val="444444"/>
+                <w:sz w:val="18"/>
+              </w:rPr>
+              <w:t>Engineering in Indiana - 7 jobs</w:t>
+            </w:r>
+          </w:p>
+        </w:tc>
+      </w:tr>
+      <w:tr>
+        <w:tc>
+          <w:tcPr>
+            <w:tcW w:type="dxa" w:w="792"/>
+          </w:tcPr>
+          <w:p>
+            <w:pPr>
+              <w:spacing w:after="40" w:before="40"/>
+            </w:pPr>
+            <w:r>
+              <w:rPr>
+                <w:sz w:val="18"/>
+              </w:rPr>
+              <w:t>112</w:t>
+            </w:r>
+          </w:p>
+        </w:tc>
+        <w:tc>
+          <w:tcPr>
+            <w:tcW w:type="dxa" w:w="5616"/>
+          </w:tcPr>
+          <w:p>
+            <w:pPr>
+              <w:spacing w:after="40" w:before="40"/>
+            </w:pPr>
+            <w:hyperlink r:id="rId120">
               <w:r>
                 <w:rPr>
                   <w:color w:val="1D4ED8"/>
@@ -6455,7 +6510,7 @@
               <w:rPr>
                 <w:sz w:val="18"/>
               </w:rPr>
-              <w:t>112</w:t>
+              <w:t>113</w:t>
             </w:r>
           </w:p>
         </w:tc>
@@ -6467,7 +6522,7 @@
             <w:pPr>
               <w:spacing w:after="40" w:before="40"/>
             </w:pPr>
-            <w:hyperlink r:id="rId120">
+            <w:hyperlink r:id="rId121">
               <w:r>
                 <w:rPr>
                   <w:color w:val="1D4ED8"/>
@@ -6510,7 +6565,7 @@
               <w:rPr>
                 <w:sz w:val="18"/>
               </w:rPr>
-              <w:t>113</w:t>
+              <w:t>114</w:t>
             </w:r>
           </w:p>
         </w:tc>
@@ -6522,7 +6577,7 @@
             <w:pPr>
               <w:spacing w:after="40" w:before="40"/>
             </w:pPr>
-            <w:hyperlink r:id="rId121">
+            <w:hyperlink r:id="rId122">
               <w:r>
                 <w:rPr>
                   <w:color w:val="1D4ED8"/>
@@ -6565,7 +6620,7 @@
               <w:rPr>
                 <w:sz w:val="18"/>
               </w:rPr>
-              <w:t>114</w:t>
+              <w:t>115</w:t>
             </w:r>
           </w:p>
         </w:tc>
@@ -6577,7 +6632,7 @@
             <w:pPr>
               <w:spacing w:after="40" w:before="40"/>
             </w:pPr>
-            <w:hyperlink r:id="rId122">
+            <w:hyperlink r:id="rId123">
               <w:r>
                 <w:rPr>
                   <w:color w:val="1D4ED8"/>
@@ -6620,7 +6675,7 @@
               <w:rPr>
                 <w:sz w:val="18"/>
               </w:rPr>
-              <w:t>115</w:t>
+              <w:t>116</w:t>
             </w:r>
           </w:p>
         </w:tc>
@@ -6632,7 +6687,7 @@
             <w:pPr>
               <w:spacing w:after="40" w:before="40"/>
             </w:pPr>
-            <w:hyperlink r:id="rId123">
+            <w:hyperlink r:id="rId124">
               <w:r>
                 <w:rPr>
                   <w:color w:val="1D4ED8"/>
@@ -6675,7 +6730,7 @@
               <w:rPr>
                 <w:sz w:val="18"/>
               </w:rPr>
-              <w:t>116</w:t>
+              <w:t>117</w:t>
             </w:r>
           </w:p>
         </w:tc>
@@ -6687,7 +6742,7 @@
             <w:pPr>
               <w:spacing w:after="40" w:before="40"/>
             </w:pPr>
-            <w:hyperlink r:id="rId124">
+            <w:hyperlink r:id="rId125">
               <w:r>
                 <w:rPr>
                   <w:color w:val="1D4ED8"/>
@@ -6730,7 +6785,7 @@
               <w:rPr>
                 <w:sz w:val="18"/>
               </w:rPr>
-              <w:t>117</w:t>
+              <w:t>118</w:t>
             </w:r>
           </w:p>
         </w:tc>
@@ -6742,7 +6797,7 @@
             <w:pPr>
               <w:spacing w:after="40" w:before="40"/>
             </w:pPr>
-            <w:hyperlink r:id="rId125">
+            <w:hyperlink r:id="rId126">
               <w:r>
                 <w:rPr>
                   <w:color w:val="1D4ED8"/>
@@ -6785,7 +6840,7 @@
               <w:rPr>
                 <w:sz w:val="18"/>
               </w:rPr>
-              <w:t>118</w:t>
+              <w:t>119</w:t>
             </w:r>
           </w:p>
         </w:tc>
@@ -6797,7 +6852,7 @@
             <w:pPr>
               <w:spacing w:after="40" w:before="40"/>
             </w:pPr>
-            <w:hyperlink r:id="rId126">
+            <w:hyperlink r:id="rId127">
               <w:r>
                 <w:rPr>
                   <w:color w:val="1D4ED8"/>
@@ -6840,7 +6895,7 @@
               <w:rPr>
                 <w:sz w:val="18"/>
               </w:rPr>
-              <w:t>119</w:t>
+              <w:t>120</w:t>
             </w:r>
           </w:p>
         </w:tc>
@@ -6852,7 +6907,7 @@
             <w:pPr>
               <w:spacing w:after="40" w:before="40"/>
             </w:pPr>
-            <w:hyperlink r:id="rId127">
+            <w:hyperlink r:id="rId128">
               <w:r>
                 <w:rPr>
                   <w:color w:val="1D4ED8"/>
@@ -6895,7 +6950,7 @@
               <w:rPr>
                 <w:sz w:val="18"/>
               </w:rPr>
-              <w:t>120</w:t>
+              <w:t>121</w:t>
             </w:r>
           </w:p>
         </w:tc>
@@ -6907,7 +6962,7 @@
             <w:pPr>
               <w:spacing w:after="40" w:before="40"/>
             </w:pPr>
-            <w:hyperlink r:id="rId128">
+            <w:hyperlink r:id="rId129">
               <w:r>
                 <w:rPr>
                   <w:color w:val="1D4ED8"/>
@@ -6950,7 +7005,7 @@
               <w:rPr>
                 <w:sz w:val="18"/>
               </w:rPr>
-              <w:t>121</w:t>
+              <w:t>122</w:t>
             </w:r>
           </w:p>
         </w:tc>
@@ -6962,7 +7017,7 @@
             <w:pPr>
               <w:spacing w:after="40" w:before="40"/>
             </w:pPr>
-            <w:hyperlink r:id="rId129">
+            <w:hyperlink r:id="rId130">
               <w:r>
                 <w:rPr>
                   <w:color w:val="1D4ED8"/>
@@ -7005,7 +7060,7 @@
               <w:rPr>
                 <w:sz w:val="18"/>
               </w:rPr>
-              <w:t>122</w:t>
+              <w:t>123</w:t>
             </w:r>
           </w:p>
         </w:tc>
@@ -7017,7 +7072,117 @@
             <w:pPr>
               <w:spacing w:after="40" w:before="40"/>
             </w:pPr>
-            <w:hyperlink r:id="rId130">
+            <w:hyperlink r:id="rId131">
+              <w:r>
+                <w:rPr>
+                  <w:color w:val="1D4ED8"/>
+                  <w:sz w:val="16"/>
+                  <w:u w:val="single"/>
+                </w:rPr>
+                <w:t>https://verdetalent.com/browse/wind-construction-field-jobs-in-colorado.html</w:t>
+              </w:r>
+            </w:hyperlink>
+          </w:p>
+        </w:tc>
+        <w:tc>
+          <w:tcPr>
+            <w:tcW w:type="dxa" w:w="2952"/>
+          </w:tcPr>
+          <w:p>
+            <w:pPr>
+              <w:spacing w:after="40" w:before="40"/>
+            </w:pPr>
+            <w:r>
+              <w:rPr>
+                <w:color w:val="444444"/>
+                <w:sz w:val="18"/>
+              </w:rPr>
+              <w:t>Construction &amp; Field in Colorado - 6 jobs</w:t>
+            </w:r>
+          </w:p>
+        </w:tc>
+      </w:tr>
+      <w:tr>
+        <w:tc>
+          <w:tcPr>
+            <w:tcW w:type="dxa" w:w="792"/>
+          </w:tcPr>
+          <w:p>
+            <w:pPr>
+              <w:spacing w:after="40" w:before="40"/>
+            </w:pPr>
+            <w:r>
+              <w:rPr>
+                <w:sz w:val="18"/>
+              </w:rPr>
+              <w:t>124</w:t>
+            </w:r>
+          </w:p>
+        </w:tc>
+        <w:tc>
+          <w:tcPr>
+            <w:tcW w:type="dxa" w:w="5616"/>
+          </w:tcPr>
+          <w:p>
+            <w:pPr>
+              <w:spacing w:after="40" w:before="40"/>
+            </w:pPr>
+            <w:hyperlink r:id="rId132">
+              <w:r>
+                <w:rPr>
+                  <w:color w:val="1D4ED8"/>
+                  <w:sz w:val="16"/>
+                  <w:u w:val="single"/>
+                </w:rPr>
+                <w:t>https://verdetalent.com/browse/wind-construction-field-jobs-in-oklahoma.html</w:t>
+              </w:r>
+            </w:hyperlink>
+          </w:p>
+        </w:tc>
+        <w:tc>
+          <w:tcPr>
+            <w:tcW w:type="dxa" w:w="2952"/>
+          </w:tcPr>
+          <w:p>
+            <w:pPr>
+              <w:spacing w:after="40" w:before="40"/>
+            </w:pPr>
+            <w:r>
+              <w:rPr>
+                <w:color w:val="444444"/>
+                <w:sz w:val="18"/>
+              </w:rPr>
+              <w:t>Construction &amp; Field in Oklahoma - 6 jobs</w:t>
+            </w:r>
+          </w:p>
+        </w:tc>
+      </w:tr>
+      <w:tr>
+        <w:tc>
+          <w:tcPr>
+            <w:tcW w:type="dxa" w:w="792"/>
+          </w:tcPr>
+          <w:p>
+            <w:pPr>
+              <w:spacing w:after="40" w:before="40"/>
+            </w:pPr>
+            <w:r>
+              <w:rPr>
+                <w:sz w:val="18"/>
+              </w:rPr>
+              <w:t>125</w:t>
+            </w:r>
+          </w:p>
+        </w:tc>
+        <w:tc>
+          <w:tcPr>
+            <w:tcW w:type="dxa" w:w="5616"/>
+          </w:tcPr>
+          <w:p>
+            <w:pPr>
+              <w:spacing w:after="40" w:before="40"/>
+            </w:pPr>
+            <w:hyperlink r:id="rId133">
               <w:r>
                 <w:rPr>
                   <w:color w:val="1D4ED8"/>
@@ -7060,7 +7225,7 @@
               <w:rPr>
                 <w:sz w:val="18"/>
               </w:rPr>
-              <w:t>123</w:t>
+              <w:t>126</w:t>
             </w:r>
           </w:p>
         </w:tc>
@@ -7072,7 +7237,7 @@
             <w:pPr>
               <w:spacing w:after="40" w:before="40"/>
             </w:pPr>
-            <w:hyperlink r:id="rId131">
+            <w:hyperlink r:id="rId134">
               <w:r>
                 <w:rPr>
                   <w:color w:val="1D4ED8"/>
@@ -7115,7 +7280,7 @@
               <w:rPr>
                 <w:sz w:val="18"/>
               </w:rPr>
-              <w:t>124</w:t>
+              <w:t>127</w:t>
             </w:r>
           </w:p>
         </w:tc>
@@ -7127,7 +7292,7 @@
             <w:pPr>
               <w:spacing w:after="40" w:before="40"/>
             </w:pPr>
-            <w:hyperlink r:id="rId132">
+            <w:hyperlink r:id="rId135">
               <w:r>
                 <w:rPr>
                   <w:color w:val="1D4ED8"/>
@@ -7170,7 +7335,7 @@
               <w:rPr>
                 <w:sz w:val="18"/>
               </w:rPr>
-              <w:t>125</w:t>
+              <w:t>128</w:t>
             </w:r>
           </w:p>
         </w:tc>
@@ -7182,7 +7347,7 @@
             <w:pPr>
               <w:spacing w:after="40" w:before="40"/>
             </w:pPr>
-            <w:hyperlink r:id="rId133">
+            <w:hyperlink r:id="rId136">
               <w:r>
                 <w:rPr>
                   <w:color w:val="1D4ED8"/>
@@ -7225,7 +7390,7 @@
               <w:rPr>
                 <w:sz w:val="18"/>
               </w:rPr>
-              <w:t>126</w:t>
+              <w:t>129</w:t>
             </w:r>
           </w:p>
         </w:tc>
@@ -7237,7 +7402,7 @@
             <w:pPr>
               <w:spacing w:after="40" w:before="40"/>
             </w:pPr>
-            <w:hyperlink r:id="rId134">
+            <w:hyperlink r:id="rId137">
               <w:r>
                 <w:rPr>
                   <w:color w:val="1D4ED8"/>
@@ -7280,7 +7445,7 @@
               <w:rPr>
                 <w:sz w:val="18"/>
               </w:rPr>
-              <w:t>127</w:t>
+              <w:t>130</w:t>
             </w:r>
           </w:p>
         </w:tc>
@@ -7292,7 +7457,7 @@
             <w:pPr>
               <w:spacing w:after="40" w:before="40"/>
             </w:pPr>
-            <w:hyperlink r:id="rId135">
+            <w:hyperlink r:id="rId138">
               <w:r>
                 <w:rPr>
                   <w:color w:val="1D4ED8"/>
@@ -7335,7 +7500,7 @@
               <w:rPr>
                 <w:sz w:val="18"/>
               </w:rPr>
-              <w:t>128</w:t>
+              <w:t>131</w:t>
             </w:r>
           </w:p>
         </w:tc>
@@ -7347,62 +7512,7 @@
             <w:pPr>
               <w:spacing w:after="40" w:before="40"/>
             </w:pPr>
-            <w:hyperlink r:id="rId136">
-              <w:r>
-                <w:rPr>
-                  <w:color w:val="1D4ED8"/>
-                  <w:sz w:val="16"/>
-                  <w:u w:val="single"/>
-                </w:rPr>
-                <w:t>https://verdetalent.com/browse/wind-construction-field-jobs-in-oklahoma.html</w:t>
-              </w:r>
-            </w:hyperlink>
-          </w:p>
-        </w:tc>
-        <w:tc>
-          <w:tcPr>
-            <w:tcW w:type="dxa" w:w="2952"/>
-          </w:tcPr>
-          <w:p>
-            <w:pPr>
-              <w:spacing w:after="40" w:before="40"/>
-            </w:pPr>
-            <w:r>
-              <w:rPr>
-                <w:color w:val="444444"/>
-                <w:sz w:val="18"/>
-              </w:rPr>
-              <w:t>Construction &amp; Field in Oklahoma - 5 jobs</w:t>
-            </w:r>
-          </w:p>
-        </w:tc>
-      </w:tr>
-      <w:tr>
-        <w:tc>
-          <w:tcPr>
-            <w:tcW w:type="dxa" w:w="792"/>
-          </w:tcPr>
-          <w:p>
-            <w:pPr>
-              <w:spacing w:after="40" w:before="40"/>
-            </w:pPr>
-            <w:r>
-              <w:rPr>
-                <w:sz w:val="18"/>
-              </w:rPr>
-              <w:t>129</w:t>
-            </w:r>
-          </w:p>
-        </w:tc>
-        <w:tc>
-          <w:tcPr>
-            <w:tcW w:type="dxa" w:w="5616"/>
-          </w:tcPr>
-          <w:p>
-            <w:pPr>
-              <w:spacing w:after="40" w:before="40"/>
-            </w:pPr>
-            <w:hyperlink r:id="rId137">
+            <w:hyperlink r:id="rId139">
               <w:r>
                 <w:rPr>
                   <w:color w:val="1D4ED8"/>
@@ -7445,7 +7555,7 @@
               <w:rPr>
                 <w:sz w:val="18"/>
               </w:rPr>
-              <w:t>130</w:t>
+              <w:t>132</w:t>
             </w:r>
           </w:p>
         </w:tc>
@@ -7457,7 +7567,7 @@
             <w:pPr>
               <w:spacing w:after="40" w:before="40"/>
             </w:pPr>
-            <w:hyperlink r:id="rId138">
+            <w:hyperlink r:id="rId140">
               <w:r>
                 <w:rPr>
                   <w:color w:val="1D4ED8"/>
@@ -7500,7 +7610,7 @@
               <w:rPr>
                 <w:sz w:val="18"/>
               </w:rPr>
-              <w:t>131</w:t>
+              <w:t>133</w:t>
             </w:r>
           </w:p>
         </w:tc>
@@ -7512,7 +7622,7 @@
             <w:pPr>
               <w:spacing w:after="40" w:before="40"/>
             </w:pPr>
-            <w:hyperlink r:id="rId139">
+            <w:hyperlink r:id="rId141">
               <w:r>
                 <w:rPr>
                   <w:color w:val="1D4ED8"/>
@@ -7555,7 +7665,7 @@
               <w:rPr>
                 <w:sz w:val="18"/>
               </w:rPr>
-              <w:t>132</w:t>
+              <w:t>134</w:t>
             </w:r>
           </w:p>
         </w:tc>
@@ -7567,7 +7677,7 @@
             <w:pPr>
               <w:spacing w:after="40" w:before="40"/>
             </w:pPr>
-            <w:hyperlink r:id="rId140">
+            <w:hyperlink r:id="rId142">
               <w:r>
                 <w:rPr>
                   <w:color w:val="1D4ED8"/>
@@ -7610,7 +7720,7 @@
               <w:rPr>
                 <w:sz w:val="18"/>
               </w:rPr>
-              <w:t>133</w:t>
+              <w:t>135</w:t>
             </w:r>
           </w:p>
         </w:tc>
@@ -7622,7 +7732,7 @@
             <w:pPr>
               <w:spacing w:after="40" w:before="40"/>
             </w:pPr>
-            <w:hyperlink r:id="rId141">
+            <w:hyperlink r:id="rId143">
               <w:r>
                 <w:rPr>
                   <w:color w:val="1D4ED8"/>
@@ -7665,7 +7775,7 @@
               <w:rPr>
                 <w:sz w:val="18"/>
               </w:rPr>
-              <w:t>134</w:t>
+              <w:t>136</w:t>
             </w:r>
           </w:p>
         </w:tc>
@@ -7677,7 +7787,7 @@
             <w:pPr>
               <w:spacing w:after="40" w:before="40"/>
             </w:pPr>
-            <w:hyperlink r:id="rId142">
+            <w:hyperlink r:id="rId144">
               <w:r>
                 <w:rPr>
                   <w:color w:val="1D4ED8"/>
@@ -7720,7 +7830,7 @@
               <w:rPr>
                 <w:sz w:val="18"/>
               </w:rPr>
-              <w:t>135</w:t>
+              <w:t>137</w:t>
             </w:r>
           </w:p>
         </w:tc>
@@ -7732,7 +7842,7 @@
             <w:pPr>
               <w:spacing w:after="40" w:before="40"/>
             </w:pPr>
-            <w:hyperlink r:id="rId143">
+            <w:hyperlink r:id="rId145">
               <w:r>
                 <w:rPr>
                   <w:color w:val="1D4ED8"/>
@@ -7775,7 +7885,7 @@
               <w:rPr>
                 <w:sz w:val="18"/>
               </w:rPr>
-              <w:t>136</w:t>
+              <w:t>138</w:t>
             </w:r>
           </w:p>
         </w:tc>
@@ -7787,7 +7897,7 @@
             <w:pPr>
               <w:spacing w:after="40" w:before="40"/>
             </w:pPr>
-            <w:hyperlink r:id="rId144">
+            <w:hyperlink r:id="rId146">
               <w:r>
                 <w:rPr>
                   <w:color w:val="1D4ED8"/>
@@ -7830,7 +7940,7 @@
               <w:rPr>
                 <w:sz w:val="18"/>
               </w:rPr>
-              <w:t>137</w:t>
+              <w:t>139</w:t>
             </w:r>
           </w:p>
         </w:tc>
@@ -7842,7 +7952,7 @@
             <w:pPr>
               <w:spacing w:after="40" w:before="40"/>
             </w:pPr>
-            <w:hyperlink r:id="rId145">
+            <w:hyperlink r:id="rId147">
               <w:r>
                 <w:rPr>
                   <w:color w:val="1D4ED8"/>
@@ -7885,7 +7995,7 @@
               <w:rPr>
                 <w:sz w:val="18"/>
               </w:rPr>
-              <w:t>138</w:t>
+              <w:t>140</w:t>
             </w:r>
           </w:p>
         </w:tc>
@@ -7897,7 +8007,7 @@
             <w:pPr>
               <w:spacing w:after="40" w:before="40"/>
             </w:pPr>
-            <w:hyperlink r:id="rId146">
+            <w:hyperlink r:id="rId148">
               <w:r>
                 <w:rPr>
                   <w:color w:val="1D4ED8"/>
@@ -7940,7 +8050,7 @@
               <w:rPr>
                 <w:sz w:val="18"/>
               </w:rPr>
-              <w:t>139</w:t>
+              <w:t>141</w:t>
             </w:r>
           </w:p>
         </w:tc>
@@ -7952,7 +8062,7 @@
             <w:pPr>
               <w:spacing w:after="40" w:before="40"/>
             </w:pPr>
-            <w:hyperlink r:id="rId147">
+            <w:hyperlink r:id="rId149">
               <w:r>
                 <w:rPr>
                   <w:color w:val="1D4ED8"/>
@@ -7995,7 +8105,7 @@
               <w:rPr>
                 <w:sz w:val="18"/>
               </w:rPr>
-              <w:t>140</w:t>
+              <w:t>142</w:t>
             </w:r>
           </w:p>
         </w:tc>
@@ -8007,7 +8117,7 @@
             <w:pPr>
               <w:spacing w:after="40" w:before="40"/>
             </w:pPr>
-            <w:hyperlink r:id="rId148">
+            <w:hyperlink r:id="rId150">
               <w:r>
                 <w:rPr>
                   <w:color w:val="1D4ED8"/>
@@ -8050,7 +8160,7 @@
               <w:rPr>
                 <w:sz w:val="18"/>
               </w:rPr>
-              <w:t>141</w:t>
+              <w:t>143</w:t>
             </w:r>
           </w:p>
         </w:tc>
@@ -8062,14 +8172,14 @@
             <w:pPr>
               <w:spacing w:after="40" w:before="40"/>
             </w:pPr>
-            <w:hyperlink r:id="rId149">
+            <w:hyperlink r:id="rId151">
               <w:r>
                 <w:rPr>
                   <w:color w:val="1D4ED8"/>
                   <w:sz w:val="16"/>
                   <w:u w:val="single"/>
                 </w:rPr>
-                <w:t>https://verdetalent.com/browse/storage-project-program-management-jobs-in-nevada.html</w:t>
+                <w:t>https://verdetalent.com/browse/battery-storage-project-program-management-jobs-in-nevada.html</w:t>
               </w:r>
             </w:hyperlink>
           </w:p>
@@ -8105,7 +8215,7 @@
               <w:rPr>
                 <w:sz w:val="18"/>
               </w:rPr>
-              <w:t>142</w:t>
+              <w:t>144</w:t>
             </w:r>
           </w:p>
         </w:tc>
@@ -8117,7 +8227,7 @@
             <w:pPr>
               <w:spacing w:after="40" w:before="40"/>
             </w:pPr>
-            <w:hyperlink r:id="rId150">
+            <w:hyperlink r:id="rId152">
               <w:r>
                 <w:rPr>
                   <w:color w:val="1D4ED8"/>
@@ -8160,7 +8270,7 @@
               <w:rPr>
                 <w:sz w:val="18"/>
               </w:rPr>
-              <w:t>143</w:t>
+              <w:t>145</w:t>
             </w:r>
           </w:p>
         </w:tc>
@@ -8172,7 +8282,7 @@
             <w:pPr>
               <w:spacing w:after="40" w:before="40"/>
             </w:pPr>
-            <w:hyperlink r:id="rId151">
+            <w:hyperlink r:id="rId153">
               <w:r>
                 <w:rPr>
                   <w:color w:val="1D4ED8"/>
@@ -8215,7 +8325,7 @@
               <w:rPr>
                 <w:sz w:val="18"/>
               </w:rPr>
-              <w:t>144</w:t>
+              <w:t>146</w:t>
             </w:r>
           </w:p>
         </w:tc>
@@ -8227,7 +8337,7 @@
             <w:pPr>
               <w:spacing w:after="40" w:before="40"/>
             </w:pPr>
-            <w:hyperlink r:id="rId152">
+            <w:hyperlink r:id="rId154">
               <w:r>
                 <w:rPr>
                   <w:color w:val="1D4ED8"/>
@@ -8270,7 +8380,7 @@
               <w:rPr>
                 <w:sz w:val="18"/>
               </w:rPr>
-              <w:t>145</w:t>
+              <w:t>147</w:t>
             </w:r>
           </w:p>
         </w:tc>
@@ -8282,7 +8392,7 @@
             <w:pPr>
               <w:spacing w:after="40" w:before="40"/>
             </w:pPr>
-            <w:hyperlink r:id="rId153">
+            <w:hyperlink r:id="rId155">
               <w:r>
                 <w:rPr>
                   <w:color w:val="1D4ED8"/>
@@ -8325,7 +8435,7 @@
               <w:rPr>
                 <w:sz w:val="18"/>
               </w:rPr>
-              <w:t>146</w:t>
+              <w:t>148</w:t>
             </w:r>
           </w:p>
         </w:tc>
@@ -8337,7 +8447,7 @@
             <w:pPr>
               <w:spacing w:after="40" w:before="40"/>
             </w:pPr>
-            <w:hyperlink r:id="rId154">
+            <w:hyperlink r:id="rId156">
               <w:r>
                 <w:rPr>
                   <w:color w:val="1D4ED8"/>
@@ -8380,7 +8490,7 @@
               <w:rPr>
                 <w:sz w:val="18"/>
               </w:rPr>
-              <w:t>147</w:t>
+              <w:t>149</w:t>
             </w:r>
           </w:p>
         </w:tc>
@@ -8392,7 +8502,7 @@
             <w:pPr>
               <w:spacing w:after="40" w:before="40"/>
             </w:pPr>
-            <w:hyperlink r:id="rId155">
+            <w:hyperlink r:id="rId157">
               <w:r>
                 <w:rPr>
                   <w:color w:val="1D4ED8"/>
@@ -8435,7 +8545,7 @@
               <w:rPr>
                 <w:sz w:val="18"/>
               </w:rPr>
-              <w:t>148</w:t>
+              <w:t>150</w:t>
             </w:r>
           </w:p>
         </w:tc>
@@ -8447,7 +8557,7 @@
             <w:pPr>
               <w:spacing w:after="40" w:before="40"/>
             </w:pPr>
-            <w:hyperlink r:id="rId156">
+            <w:hyperlink r:id="rId158">
               <w:r>
                 <w:rPr>
                   <w:color w:val="1D4ED8"/>
@@ -8490,7 +8600,7 @@
               <w:rPr>
                 <w:sz w:val="18"/>
               </w:rPr>
-              <w:t>149</w:t>
+              <w:t>151</w:t>
             </w:r>
           </w:p>
         </w:tc>
@@ -8502,7 +8612,7 @@
             <w:pPr>
               <w:spacing w:after="40" w:before="40"/>
             </w:pPr>
-            <w:hyperlink r:id="rId157">
+            <w:hyperlink r:id="rId159">
               <w:r>
                 <w:rPr>
                   <w:color w:val="1D4ED8"/>
@@ -8545,7 +8655,7 @@
               <w:rPr>
                 <w:sz w:val="18"/>
               </w:rPr>
-              <w:t>150</w:t>
+              <w:t>152</w:t>
             </w:r>
           </w:p>
         </w:tc>
@@ -8557,7 +8667,7 @@
             <w:pPr>
               <w:spacing w:after="40" w:before="40"/>
             </w:pPr>
-            <w:hyperlink r:id="rId158">
+            <w:hyperlink r:id="rId160">
               <w:r>
                 <w:rPr>
                   <w:color w:val="1D4ED8"/>
@@ -8600,7 +8710,7 @@
               <w:rPr>
                 <w:sz w:val="18"/>
               </w:rPr>
-              <w:t>151</w:t>
+              <w:t>153</w:t>
             </w:r>
           </w:p>
         </w:tc>
@@ -8612,7 +8722,7 @@
             <w:pPr>
               <w:spacing w:after="40" w:before="40"/>
             </w:pPr>
-            <w:hyperlink r:id="rId159">
+            <w:hyperlink r:id="rId161">
               <w:r>
                 <w:rPr>
                   <w:color w:val="1D4ED8"/>
@@ -8655,7 +8765,7 @@
               <w:rPr>
                 <w:sz w:val="18"/>
               </w:rPr>
-              <w:t>152</w:t>
+              <w:t>154</w:t>
             </w:r>
           </w:p>
         </w:tc>
@@ -8667,7 +8777,7 @@
             <w:pPr>
               <w:spacing w:after="40" w:before="40"/>
             </w:pPr>
-            <w:hyperlink r:id="rId160">
+            <w:hyperlink r:id="rId162">
               <w:r>
                 <w:rPr>
                   <w:color w:val="1D4ED8"/>
@@ -8710,7 +8820,7 @@
               <w:rPr>
                 <w:sz w:val="18"/>
               </w:rPr>
-              <w:t>153</w:t>
+              <w:t>155</w:t>
             </w:r>
           </w:p>
         </w:tc>
@@ -8722,7 +8832,7 @@
             <w:pPr>
               <w:spacing w:after="40" w:before="40"/>
             </w:pPr>
-            <w:hyperlink r:id="rId161">
+            <w:hyperlink r:id="rId163">
               <w:r>
                 <w:rPr>
                   <w:color w:val="1D4ED8"/>
@@ -8765,7 +8875,7 @@
               <w:rPr>
                 <w:sz w:val="18"/>
               </w:rPr>
-              <w:t>154</w:t>
+              <w:t>156</w:t>
             </w:r>
           </w:p>
         </w:tc>
@@ -8777,7 +8887,7 @@
             <w:pPr>
               <w:spacing w:after="40" w:before="40"/>
             </w:pPr>
-            <w:hyperlink r:id="rId162">
+            <w:hyperlink r:id="rId164">
               <w:r>
                 <w:rPr>
                   <w:color w:val="1D4ED8"/>
@@ -8820,7 +8930,7 @@
               <w:rPr>
                 <w:sz w:val="18"/>
               </w:rPr>
-              <w:t>155</w:t>
+              <w:t>157</w:t>
             </w:r>
           </w:p>
         </w:tc>
@@ -8832,7 +8942,7 @@
             <w:pPr>
               <w:spacing w:after="40" w:before="40"/>
             </w:pPr>
-            <w:hyperlink r:id="rId163">
+            <w:hyperlink r:id="rId165">
               <w:r>
                 <w:rPr>
                   <w:color w:val="1D4ED8"/>
@@ -8875,7 +8985,7 @@
               <w:rPr>
                 <w:sz w:val="18"/>
               </w:rPr>
-              <w:t>156</w:t>
+              <w:t>158</w:t>
             </w:r>
           </w:p>
         </w:tc>
@@ -8887,7 +8997,7 @@
             <w:pPr>
               <w:spacing w:after="40" w:before="40"/>
             </w:pPr>
-            <w:hyperlink r:id="rId164">
+            <w:hyperlink r:id="rId166">
               <w:r>
                 <w:rPr>
                   <w:color w:val="1D4ED8"/>
@@ -8930,116 +9040,6 @@
               <w:rPr>
                 <w:sz w:val="18"/>
               </w:rPr>
-              <w:t>157</w:t>
-            </w:r>
-          </w:p>
-        </w:tc>
-        <w:tc>
-          <w:tcPr>
-            <w:tcW w:type="dxa" w:w="5616"/>
-          </w:tcPr>
-          <w:p>
-            <w:pPr>
-              <w:spacing w:after="40" w:before="40"/>
-            </w:pPr>
-            <w:hyperlink r:id="rId165">
-              <w:r>
-                <w:rPr>
-                  <w:color w:val="1D4ED8"/>
-                  <w:sz w:val="16"/>
-                  <w:u w:val="single"/>
-                </w:rPr>
-                <w:t>https://verdetalent.com/browse/storage-engineering-jobs-in-florida.html</w:t>
-              </w:r>
-            </w:hyperlink>
-          </w:p>
-        </w:tc>
-        <w:tc>
-          <w:tcPr>
-            <w:tcW w:type="dxa" w:w="2952"/>
-          </w:tcPr>
-          <w:p>
-            <w:pPr>
-              <w:spacing w:after="40" w:before="40"/>
-            </w:pPr>
-            <w:r>
-              <w:rPr>
-                <w:color w:val="444444"/>
-                <w:sz w:val="18"/>
-              </w:rPr>
-              <w:t>Engineering in Florida - 3 jobs</w:t>
-            </w:r>
-          </w:p>
-        </w:tc>
-      </w:tr>
-      <w:tr>
-        <w:tc>
-          <w:tcPr>
-            <w:tcW w:type="dxa" w:w="792"/>
-          </w:tcPr>
-          <w:p>
-            <w:pPr>
-              <w:spacing w:after="40" w:before="40"/>
-            </w:pPr>
-            <w:r>
-              <w:rPr>
-                <w:sz w:val="18"/>
-              </w:rPr>
-              <w:t>158</w:t>
-            </w:r>
-          </w:p>
-        </w:tc>
-        <w:tc>
-          <w:tcPr>
-            <w:tcW w:type="dxa" w:w="5616"/>
-          </w:tcPr>
-          <w:p>
-            <w:pPr>
-              <w:spacing w:after="40" w:before="40"/>
-            </w:pPr>
-            <w:hyperlink r:id="rId166">
-              <w:r>
-                <w:rPr>
-                  <w:color w:val="1D4ED8"/>
-                  <w:sz w:val="16"/>
-                  <w:u w:val="single"/>
-                </w:rPr>
-                <w:t>https://verdetalent.com/browse/storage-engineering-jobs-in-illinois.html</w:t>
-              </w:r>
-            </w:hyperlink>
-          </w:p>
-        </w:tc>
-        <w:tc>
-          <w:tcPr>
-            <w:tcW w:type="dxa" w:w="2952"/>
-          </w:tcPr>
-          <w:p>
-            <w:pPr>
-              <w:spacing w:after="40" w:before="40"/>
-            </w:pPr>
-            <w:r>
-              <w:rPr>
-                <w:color w:val="444444"/>
-                <w:sz w:val="18"/>
-              </w:rPr>
-              <w:t>Engineering in Illinois - 3 jobs</w:t>
-            </w:r>
-          </w:p>
-        </w:tc>
-      </w:tr>
-      <w:tr>
-        <w:tc>
-          <w:tcPr>
-            <w:tcW w:type="dxa" w:w="792"/>
-          </w:tcPr>
-          <w:p>
-            <w:pPr>
-              <w:spacing w:after="40" w:before="40"/>
-            </w:pPr>
-            <w:r>
-              <w:rPr>
-                <w:sz w:val="18"/>
-              </w:rPr>
               <w:t>159</w:t>
             </w:r>
           </w:p>
@@ -9059,7 +9059,7 @@
                   <w:sz w:val="16"/>
                   <w:u w:val="single"/>
                 </w:rPr>
-                <w:t>https://verdetalent.com/browse/storage-hr-talent-jobs-in-nevada.html</w:t>
+                <w:t>https://verdetalent.com/browse/battery-storage-engineering-jobs-in-florida.html</w:t>
               </w:r>
             </w:hyperlink>
           </w:p>
@@ -9077,7 +9077,7 @@
                 <w:color w:val="444444"/>
                 <w:sz w:val="18"/>
               </w:rPr>
-              <w:t>HR &amp; Talent in Nevada - 3 jobs</w:t>
+              <w:t>Engineering in Florida - 3 jobs</w:t>
             </w:r>
           </w:p>
         </w:tc>
@@ -9108,6 +9108,116 @@
               <w:spacing w:after="40" w:before="40"/>
             </w:pPr>
             <w:hyperlink r:id="rId168">
+              <w:r>
+                <w:rPr>
+                  <w:color w:val="1D4ED8"/>
+                  <w:sz w:val="16"/>
+                  <w:u w:val="single"/>
+                </w:rPr>
+                <w:t>https://verdetalent.com/browse/battery-storage-engineering-jobs-in-illinois.html</w:t>
+              </w:r>
+            </w:hyperlink>
+          </w:p>
+        </w:tc>
+        <w:tc>
+          <w:tcPr>
+            <w:tcW w:type="dxa" w:w="2952"/>
+          </w:tcPr>
+          <w:p>
+            <w:pPr>
+              <w:spacing w:after="40" w:before="40"/>
+            </w:pPr>
+            <w:r>
+              <w:rPr>
+                <w:color w:val="444444"/>
+                <w:sz w:val="18"/>
+              </w:rPr>
+              <w:t>Engineering in Illinois - 3 jobs</w:t>
+            </w:r>
+          </w:p>
+        </w:tc>
+      </w:tr>
+      <w:tr>
+        <w:tc>
+          <w:tcPr>
+            <w:tcW w:type="dxa" w:w="792"/>
+          </w:tcPr>
+          <w:p>
+            <w:pPr>
+              <w:spacing w:after="40" w:before="40"/>
+            </w:pPr>
+            <w:r>
+              <w:rPr>
+                <w:sz w:val="18"/>
+              </w:rPr>
+              <w:t>161</w:t>
+            </w:r>
+          </w:p>
+        </w:tc>
+        <w:tc>
+          <w:tcPr>
+            <w:tcW w:type="dxa" w:w="5616"/>
+          </w:tcPr>
+          <w:p>
+            <w:pPr>
+              <w:spacing w:after="40" w:before="40"/>
+            </w:pPr>
+            <w:hyperlink r:id="rId169">
+              <w:r>
+                <w:rPr>
+                  <w:color w:val="1D4ED8"/>
+                  <w:sz w:val="16"/>
+                  <w:u w:val="single"/>
+                </w:rPr>
+                <w:t>https://verdetalent.com/browse/battery-storage-hr-talent-jobs-in-nevada.html</w:t>
+              </w:r>
+            </w:hyperlink>
+          </w:p>
+        </w:tc>
+        <w:tc>
+          <w:tcPr>
+            <w:tcW w:type="dxa" w:w="2952"/>
+          </w:tcPr>
+          <w:p>
+            <w:pPr>
+              <w:spacing w:after="40" w:before="40"/>
+            </w:pPr>
+            <w:r>
+              <w:rPr>
+                <w:color w:val="444444"/>
+                <w:sz w:val="18"/>
+              </w:rPr>
+              <w:t>HR &amp; Talent in Nevada - 3 jobs</w:t>
+            </w:r>
+          </w:p>
+        </w:tc>
+      </w:tr>
+      <w:tr>
+        <w:tc>
+          <w:tcPr>
+            <w:tcW w:type="dxa" w:w="792"/>
+          </w:tcPr>
+          <w:p>
+            <w:pPr>
+              <w:spacing w:after="40" w:before="40"/>
+            </w:pPr>
+            <w:r>
+              <w:rPr>
+                <w:sz w:val="18"/>
+              </w:rPr>
+              <w:t>162</w:t>
+            </w:r>
+          </w:p>
+        </w:tc>
+        <w:tc>
+          <w:tcPr>
+            <w:tcW w:type="dxa" w:w="5616"/>
+          </w:tcPr>
+          <w:p>
+            <w:pPr>
+              <w:spacing w:after="40" w:before="40"/>
+            </w:pPr>
+            <w:hyperlink r:id="rId170">
               <w:r>
                 <w:rPr>
                   <w:color w:val="1D4ED8"/>
@@ -9150,7 +9260,7 @@
               <w:rPr>
                 <w:sz w:val="18"/>
               </w:rPr>
-              <w:t>161</w:t>
+              <w:t>163</w:t>
             </w:r>
           </w:p>
         </w:tc>
@@ -9162,7 +9272,7 @@
             <w:pPr>
               <w:spacing w:after="40" w:before="40"/>
             </w:pPr>
-            <w:hyperlink r:id="rId169">
+            <w:hyperlink r:id="rId171">
               <w:r>
                 <w:rPr>
                   <w:color w:val="1D4ED8"/>
@@ -9205,7 +9315,7 @@
               <w:rPr>
                 <w:sz w:val="18"/>
               </w:rPr>
-              <w:t>162</w:t>
+              <w:t>164</w:t>
             </w:r>
           </w:p>
         </w:tc>
@@ -9217,7 +9327,62 @@
             <w:pPr>
               <w:spacing w:after="40" w:before="40"/>
             </w:pPr>
-            <w:hyperlink r:id="rId170">
+            <w:hyperlink r:id="rId172">
+              <w:r>
+                <w:rPr>
+                  <w:color w:val="1D4ED8"/>
+                  <w:sz w:val="16"/>
+                  <w:u w:val="single"/>
+                </w:rPr>
+                <w:t>https://verdetalent.com/browse/wind-construction-field-jobs-in-pennsylvania.html</w:t>
+              </w:r>
+            </w:hyperlink>
+          </w:p>
+        </w:tc>
+        <w:tc>
+          <w:tcPr>
+            <w:tcW w:type="dxa" w:w="2952"/>
+          </w:tcPr>
+          <w:p>
+            <w:pPr>
+              <w:spacing w:after="40" w:before="40"/>
+            </w:pPr>
+            <w:r>
+              <w:rPr>
+                <w:color w:val="444444"/>
+                <w:sz w:val="18"/>
+              </w:rPr>
+              <w:t>Construction &amp; Field in Pennsylvania - 3 jobs</w:t>
+            </w:r>
+          </w:p>
+        </w:tc>
+      </w:tr>
+      <w:tr>
+        <w:tc>
+          <w:tcPr>
+            <w:tcW w:type="dxa" w:w="792"/>
+          </w:tcPr>
+          <w:p>
+            <w:pPr>
+              <w:spacing w:after="40" w:before="40"/>
+            </w:pPr>
+            <w:r>
+              <w:rPr>
+                <w:sz w:val="18"/>
+              </w:rPr>
+              <w:t>165</w:t>
+            </w:r>
+          </w:p>
+        </w:tc>
+        <w:tc>
+          <w:tcPr>
+            <w:tcW w:type="dxa" w:w="5616"/>
+          </w:tcPr>
+          <w:p>
+            <w:pPr>
+              <w:spacing w:after="40" w:before="40"/>
+            </w:pPr>
+            <w:hyperlink r:id="rId173">
               <w:r>
                 <w:rPr>
                   <w:color w:val="1D4ED8"/>
@@ -9260,7 +9425,7 @@
               <w:rPr>
                 <w:sz w:val="18"/>
               </w:rPr>
-              <w:t>163</w:t>
+              <w:t>166</w:t>
             </w:r>
           </w:p>
         </w:tc>
@@ -9272,7 +9437,7 @@
             <w:pPr>
               <w:spacing w:after="40" w:before="40"/>
             </w:pPr>
-            <w:hyperlink r:id="rId171">
+            <w:hyperlink r:id="rId174">
               <w:r>
                 <w:rPr>
                   <w:color w:val="1D4ED8"/>
@@ -9308,7 +9473,7 @@
         <w:pStyle w:val="Heading2"/>
       </w:pPr>
       <w:r>
-        <w:t>Tier 4 — Individual Job Postings (37)</w:t>
+        <w:t>Tier 4 — Individual Job Postings (34)</w:t>
       </w:r>
     </w:p>
     <w:p>
@@ -9405,7 +9570,7 @@
               <w:rPr>
                 <w:sz w:val="18"/>
               </w:rPr>
-              <w:t>164</w:t>
+              <w:t>167</w:t>
             </w:r>
           </w:p>
         </w:tc>
@@ -9417,7 +9582,62 @@
             <w:pPr>
               <w:spacing w:after="40" w:before="40"/>
             </w:pPr>
-            <w:hyperlink r:id="rId172">
+            <w:hyperlink r:id="rId175">
+              <w:r>
+                <w:rPr>
+                  <w:color w:val="1D4ED8"/>
+                  <w:sz w:val="16"/>
+                  <w:u w:val="single"/>
+                </w:rPr>
+                <w:t>https://verdetalent.com/jobs/9a41959ae0c714105bf9.html</w:t>
+              </w:r>
+            </w:hyperlink>
+          </w:p>
+        </w:tc>
+        <w:tc>
+          <w:tcPr>
+            <w:tcW w:type="dxa" w:w="2952"/>
+          </w:tcPr>
+          <w:p>
+            <w:pPr>
+              <w:spacing w:after="40" w:before="40"/>
+            </w:pPr>
+            <w:r>
+              <w:rPr>
+                <w:color w:val="444444"/>
+                <w:sz w:val="18"/>
+              </w:rPr>
+              <w:t>Wind Turbine Technician - Power at Avangrid Renewables</w:t>
+            </w:r>
+          </w:p>
+        </w:tc>
+      </w:tr>
+      <w:tr>
+        <w:tc>
+          <w:tcPr>
+            <w:tcW w:type="dxa" w:w="792"/>
+          </w:tcPr>
+          <w:p>
+            <w:pPr>
+              <w:spacing w:after="40" w:before="40"/>
+            </w:pPr>
+            <w:r>
+              <w:rPr>
+                <w:sz w:val="18"/>
+              </w:rPr>
+              <w:t>168</w:t>
+            </w:r>
+          </w:p>
+        </w:tc>
+        <w:tc>
+          <w:tcPr>
+            <w:tcW w:type="dxa" w:w="5616"/>
+          </w:tcPr>
+          <w:p>
+            <w:pPr>
+              <w:spacing w:after="40" w:before="40"/>
+            </w:pPr>
+            <w:hyperlink r:id="rId176">
               <w:r>
                 <w:rPr>
                   <w:color w:val="1D4ED8"/>
@@ -9460,7 +9680,7 @@
               <w:rPr>
                 <w:sz w:val="18"/>
               </w:rPr>
-              <w:t>165</w:t>
+              <w:t>169</w:t>
             </w:r>
           </w:p>
         </w:tc>
@@ -9472,7 +9692,7 @@
             <w:pPr>
               <w:spacing w:after="40" w:before="40"/>
             </w:pPr>
-            <w:hyperlink r:id="rId173">
+            <w:hyperlink r:id="rId177">
               <w:r>
                 <w:rPr>
                   <w:color w:val="1D4ED8"/>
@@ -9515,7 +9735,7 @@
               <w:rPr>
                 <w:sz w:val="18"/>
               </w:rPr>
-              <w:t>166</w:t>
+              <w:t>170</w:t>
             </w:r>
           </w:p>
         </w:tc>
@@ -9527,7 +9747,7 @@
             <w:pPr>
               <w:spacing w:after="40" w:before="40"/>
             </w:pPr>
-            <w:hyperlink r:id="rId174">
+            <w:hyperlink r:id="rId178">
               <w:r>
                 <w:rPr>
                   <w:color w:val="1D4ED8"/>
@@ -9570,7 +9790,7 @@
               <w:rPr>
                 <w:sz w:val="18"/>
               </w:rPr>
-              <w:t>167</w:t>
+              <w:t>171</w:t>
             </w:r>
           </w:p>
         </w:tc>
@@ -9582,7 +9802,7 @@
             <w:pPr>
               <w:spacing w:after="40" w:before="40"/>
             </w:pPr>
-            <w:hyperlink r:id="rId175">
+            <w:hyperlink r:id="rId179">
               <w:r>
                 <w:rPr>
                   <w:color w:val="1D4ED8"/>
@@ -9625,7 +9845,7 @@
               <w:rPr>
                 <w:sz w:val="18"/>
               </w:rPr>
-              <w:t>168</w:t>
+              <w:t>172</w:t>
             </w:r>
           </w:p>
         </w:tc>
@@ -9637,7 +9857,7 @@
             <w:pPr>
               <w:spacing w:after="40" w:before="40"/>
             </w:pPr>
-            <w:hyperlink r:id="rId176">
+            <w:hyperlink r:id="rId180">
               <w:r>
                 <w:rPr>
                   <w:color w:val="1D4ED8"/>
@@ -9680,7 +9900,7 @@
               <w:rPr>
                 <w:sz w:val="18"/>
               </w:rPr>
-              <w:t>169</w:t>
+              <w:t>173</w:t>
             </w:r>
           </w:p>
         </w:tc>
@@ -9692,7 +9912,7 @@
             <w:pPr>
               <w:spacing w:after="40" w:before="40"/>
             </w:pPr>
-            <w:hyperlink r:id="rId177">
+            <w:hyperlink r:id="rId181">
               <w:r>
                 <w:rPr>
                   <w:color w:val="1D4ED8"/>
@@ -9735,7 +9955,7 @@
               <w:rPr>
                 <w:sz w:val="18"/>
               </w:rPr>
-              <w:t>170</w:t>
+              <w:t>174</w:t>
             </w:r>
           </w:p>
         </w:tc>
@@ -9747,7 +9967,7 @@
             <w:pPr>
               <w:spacing w:after="40" w:before="40"/>
             </w:pPr>
-            <w:hyperlink r:id="rId178">
+            <w:hyperlink r:id="rId182">
               <w:r>
                 <w:rPr>
                   <w:color w:val="1D4ED8"/>
@@ -9790,7 +10010,7 @@
               <w:rPr>
                 <w:sz w:val="18"/>
               </w:rPr>
-              <w:t>171</w:t>
+              <w:t>175</w:t>
             </w:r>
           </w:p>
         </w:tc>
@@ -9802,7 +10022,7 @@
             <w:pPr>
               <w:spacing w:after="40" w:before="40"/>
             </w:pPr>
-            <w:hyperlink r:id="rId179">
+            <w:hyperlink r:id="rId183">
               <w:r>
                 <w:rPr>
                   <w:color w:val="1D4ED8"/>
@@ -9845,7 +10065,7 @@
               <w:rPr>
                 <w:sz w:val="18"/>
               </w:rPr>
-              <w:t>172</w:t>
+              <w:t>176</w:t>
             </w:r>
           </w:p>
         </w:tc>
@@ -9857,7 +10077,7 @@
             <w:pPr>
               <w:spacing w:after="40" w:before="40"/>
             </w:pPr>
-            <w:hyperlink r:id="rId180">
+            <w:hyperlink r:id="rId184">
               <w:r>
                 <w:rPr>
                   <w:color w:val="1D4ED8"/>
@@ -9900,7 +10120,7 @@
               <w:rPr>
                 <w:sz w:val="18"/>
               </w:rPr>
-              <w:t>173</w:t>
+              <w:t>177</w:t>
             </w:r>
           </w:p>
         </w:tc>
@@ -9912,14 +10132,14 @@
             <w:pPr>
               <w:spacing w:after="40" w:before="40"/>
             </w:pPr>
-            <w:hyperlink r:id="rId181">
+            <w:hyperlink r:id="rId185">
               <w:r>
                 <w:rPr>
                   <w:color w:val="1D4ED8"/>
                   <w:sz w:val="16"/>
                   <w:u w:val="single"/>
                 </w:rPr>
-                <w:t>https://verdetalent.com/jobs/466258c1bd789bddfcf0.html</w:t>
+                <w:t>https://verdetalent.com/jobs/f5c5ebf6e0061f2cc1ac.html</w:t>
               </w:r>
             </w:hyperlink>
           </w:p>
@@ -9937,7 +10157,7 @@
                 <w:color w:val="444444"/>
                 <w:sz w:val="18"/>
               </w:rPr>
-              <w:t>Construction Technician at Sunrun</w:t>
+              <w:t>Field Service Technician, Battery Storage at Redwood Materials</w:t>
             </w:r>
           </w:p>
         </w:tc>
@@ -9955,7 +10175,7 @@
               <w:rPr>
                 <w:sz w:val="18"/>
               </w:rPr>
-              <w:t>174</w:t>
+              <w:t>178</w:t>
             </w:r>
           </w:p>
         </w:tc>
@@ -9967,14 +10187,14 @@
             <w:pPr>
               <w:spacing w:after="40" w:before="40"/>
             </w:pPr>
-            <w:hyperlink r:id="rId182">
+            <w:hyperlink r:id="rId186">
               <w:r>
                 <w:rPr>
                   <w:color w:val="1D4ED8"/>
                   <w:sz w:val="16"/>
                   <w:u w:val="single"/>
                 </w:rPr>
-                <w:t>https://verdetalent.com/jobs/6dc84ac286f9cc3a51ff.html</w:t>
+                <w:t>https://verdetalent.com/jobs/dd2a910107503badee16.html</w:t>
               </w:r>
             </w:hyperlink>
           </w:p>
@@ -9992,7 +10212,7 @@
                 <w:color w:val="444444"/>
                 <w:sz w:val="18"/>
               </w:rPr>
-              <w:t>Solar Appointment Setter at Sunrun</w:t>
+              <w:t>Appointment Setter at Sunrun</w:t>
             </w:r>
           </w:p>
         </w:tc>
@@ -10010,7 +10230,7 @@
               <w:rPr>
                 <w:sz w:val="18"/>
               </w:rPr>
-              <w:t>175</w:t>
+              <w:t>179</w:t>
             </w:r>
           </w:p>
         </w:tc>
@@ -10022,7 +10242,62 @@
             <w:pPr>
               <w:spacing w:after="40" w:before="40"/>
             </w:pPr>
-            <w:hyperlink r:id="rId183">
+            <w:hyperlink r:id="rId187">
+              <w:r>
+                <w:rPr>
+                  <w:color w:val="1D4ED8"/>
+                  <w:sz w:val="16"/>
+                  <w:u w:val="single"/>
+                </w:rPr>
+                <w:t>https://verdetalent.com/jobs/75deed4d979d89d1ef0b.html</w:t>
+              </w:r>
+            </w:hyperlink>
+          </w:p>
+        </w:tc>
+        <w:tc>
+          <w:tcPr>
+            <w:tcW w:type="dxa" w:w="2952"/>
+          </w:tcPr>
+          <w:p>
+            <w:pPr>
+              <w:spacing w:after="40" w:before="40"/>
+            </w:pPr>
+            <w:r>
+              <w:rPr>
+                <w:color w:val="444444"/>
+                <w:sz w:val="18"/>
+              </w:rPr>
+              <w:t>Appointment Setter at Sunrun</w:t>
+            </w:r>
+          </w:p>
+        </w:tc>
+      </w:tr>
+      <w:tr>
+        <w:tc>
+          <w:tcPr>
+            <w:tcW w:type="dxa" w:w="792"/>
+          </w:tcPr>
+          <w:p>
+            <w:pPr>
+              <w:spacing w:after="40" w:before="40"/>
+            </w:pPr>
+            <w:r>
+              <w:rPr>
+                <w:sz w:val="18"/>
+              </w:rPr>
+              <w:t>180</w:t>
+            </w:r>
+          </w:p>
+        </w:tc>
+        <w:tc>
+          <w:tcPr>
+            <w:tcW w:type="dxa" w:w="5616"/>
+          </w:tcPr>
+          <w:p>
+            <w:pPr>
+              <w:spacing w:after="40" w:before="40"/>
+            </w:pPr>
+            <w:hyperlink r:id="rId188">
               <w:r>
                 <w:rPr>
                   <w:color w:val="1D4ED8"/>
@@ -10065,7 +10340,7 @@
               <w:rPr>
                 <w:sz w:val="18"/>
               </w:rPr>
-              <w:t>176</w:t>
+              <w:t>181</w:t>
             </w:r>
           </w:p>
         </w:tc>
@@ -10077,7 +10352,7 @@
             <w:pPr>
               <w:spacing w:after="40" w:before="40"/>
             </w:pPr>
-            <w:hyperlink r:id="rId184">
+            <w:hyperlink r:id="rId189">
               <w:r>
                 <w:rPr>
                   <w:color w:val="1D4ED8"/>
@@ -10120,7 +10395,7 @@
               <w:rPr>
                 <w:sz w:val="18"/>
               </w:rPr>
-              <w:t>177</w:t>
+              <w:t>182</w:t>
             </w:r>
           </w:p>
         </w:tc>
@@ -10132,7 +10407,62 @@
             <w:pPr>
               <w:spacing w:after="40" w:before="40"/>
             </w:pPr>
-            <w:hyperlink r:id="rId185">
+            <w:hyperlink r:id="rId190">
+              <w:r>
+                <w:rPr>
+                  <w:color w:val="1D4ED8"/>
+                  <w:sz w:val="16"/>
+                  <w:u w:val="single"/>
+                </w:rPr>
+                <w:t>https://verdetalent.com/jobs/a41c104892a773ec9f9f.html</w:t>
+              </w:r>
+            </w:hyperlink>
+          </w:p>
+        </w:tc>
+        <w:tc>
+          <w:tcPr>
+            <w:tcW w:type="dxa" w:w="2952"/>
+          </w:tcPr>
+          <w:p>
+            <w:pPr>
+              <w:spacing w:after="40" w:before="40"/>
+            </w:pPr>
+            <w:r>
+              <w:rPr>
+                <w:color w:val="444444"/>
+                <w:sz w:val="18"/>
+              </w:rPr>
+              <w:t>Substation Field Engineer (Senior or Principal) at Xcel Energy</w:t>
+            </w:r>
+          </w:p>
+        </w:tc>
+      </w:tr>
+      <w:tr>
+        <w:tc>
+          <w:tcPr>
+            <w:tcW w:type="dxa" w:w="792"/>
+          </w:tcPr>
+          <w:p>
+            <w:pPr>
+              <w:spacing w:after="40" w:before="40"/>
+            </w:pPr>
+            <w:r>
+              <w:rPr>
+                <w:sz w:val="18"/>
+              </w:rPr>
+              <w:t>183</w:t>
+            </w:r>
+          </w:p>
+        </w:tc>
+        <w:tc>
+          <w:tcPr>
+            <w:tcW w:type="dxa" w:w="5616"/>
+          </w:tcPr>
+          <w:p>
+            <w:pPr>
+              <w:spacing w:after="40" w:before="40"/>
+            </w:pPr>
+            <w:hyperlink r:id="rId191">
               <w:r>
                 <w:rPr>
                   <w:color w:val="1D4ED8"/>
@@ -10175,7 +10505,7 @@
               <w:rPr>
                 <w:sz w:val="18"/>
               </w:rPr>
-              <w:t>178</w:t>
+              <w:t>184</w:t>
             </w:r>
           </w:p>
         </w:tc>
@@ -10187,62 +10517,7 @@
             <w:pPr>
               <w:spacing w:after="40" w:before="40"/>
             </w:pPr>
-            <w:hyperlink r:id="rId186">
-              <w:r>
-                <w:rPr>
-                  <w:color w:val="1D4ED8"/>
-                  <w:sz w:val="16"/>
-                  <w:u w:val="single"/>
-                </w:rPr>
-                <w:t>https://verdetalent.com/jobs/1de127368e901145ae2e.html</w:t>
-              </w:r>
-            </w:hyperlink>
-          </w:p>
-        </w:tc>
-        <w:tc>
-          <w:tcPr>
-            <w:tcW w:type="dxa" w:w="2952"/>
-          </w:tcPr>
-          <w:p>
-            <w:pPr>
-              <w:spacing w:after="40" w:before="40"/>
-            </w:pPr>
-            <w:r>
-              <w:rPr>
-                <w:color w:val="444444"/>
-                <w:sz w:val="18"/>
-              </w:rPr>
-              <w:t>Plant Manager - Wind at Avangrid Renewables</w:t>
-            </w:r>
-          </w:p>
-        </w:tc>
-      </w:tr>
-      <w:tr>
-        <w:tc>
-          <w:tcPr>
-            <w:tcW w:type="dxa" w:w="792"/>
-          </w:tcPr>
-          <w:p>
-            <w:pPr>
-              <w:spacing w:after="40" w:before="40"/>
-            </w:pPr>
-            <w:r>
-              <w:rPr>
-                <w:sz w:val="18"/>
-              </w:rPr>
-              <w:t>179</w:t>
-            </w:r>
-          </w:p>
-        </w:tc>
-        <w:tc>
-          <w:tcPr>
-            <w:tcW w:type="dxa" w:w="5616"/>
-          </w:tcPr>
-          <w:p>
-            <w:pPr>
-              <w:spacing w:after="40" w:before="40"/>
-            </w:pPr>
-            <w:hyperlink r:id="rId187">
+            <w:hyperlink r:id="rId192">
               <w:r>
                 <w:rPr>
                   <w:color w:val="1D4ED8"/>
@@ -10285,7 +10560,7 @@
               <w:rPr>
                 <w:sz w:val="18"/>
               </w:rPr>
-              <w:t>180</w:t>
+              <w:t>185</w:t>
             </w:r>
           </w:p>
         </w:tc>
@@ -10297,7 +10572,7 @@
             <w:pPr>
               <w:spacing w:after="40" w:before="40"/>
             </w:pPr>
-            <w:hyperlink r:id="rId188">
+            <w:hyperlink r:id="rId193">
               <w:r>
                 <w:rPr>
                   <w:color w:val="1D4ED8"/>
@@ -10340,7 +10615,7 @@
               <w:rPr>
                 <w:sz w:val="18"/>
               </w:rPr>
-              <w:t>181</w:t>
+              <w:t>186</w:t>
             </w:r>
           </w:p>
         </w:tc>
@@ -10352,7 +10627,7 @@
             <w:pPr>
               <w:spacing w:after="40" w:before="40"/>
             </w:pPr>
-            <w:hyperlink r:id="rId189">
+            <w:hyperlink r:id="rId194">
               <w:r>
                 <w:rPr>
                   <w:color w:val="1D4ED8"/>
@@ -10395,7 +10670,7 @@
               <w:rPr>
                 <w:sz w:val="18"/>
               </w:rPr>
-              <w:t>182</w:t>
+              <w:t>187</w:t>
             </w:r>
           </w:p>
         </w:tc>
@@ -10407,7 +10682,7 @@
             <w:pPr>
               <w:spacing w:after="40" w:before="40"/>
             </w:pPr>
-            <w:hyperlink r:id="rId190">
+            <w:hyperlink r:id="rId195">
               <w:r>
                 <w:rPr>
                   <w:color w:val="1D4ED8"/>
@@ -10450,7 +10725,7 @@
               <w:rPr>
                 <w:sz w:val="18"/>
               </w:rPr>
-              <w:t>183</w:t>
+              <w:t>188</w:t>
             </w:r>
           </w:p>
         </w:tc>
@@ -10462,7 +10737,7 @@
             <w:pPr>
               <w:spacing w:after="40" w:before="40"/>
             </w:pPr>
-            <w:hyperlink r:id="rId191">
+            <w:hyperlink r:id="rId196">
               <w:r>
                 <w:rPr>
                   <w:color w:val="1D4ED8"/>
@@ -10505,7 +10780,7 @@
               <w:rPr>
                 <w:sz w:val="18"/>
               </w:rPr>
-              <w:t>184</w:t>
+              <w:t>189</w:t>
             </w:r>
           </w:p>
         </w:tc>
@@ -10517,62 +10792,7 @@
             <w:pPr>
               <w:spacing w:after="40" w:before="40"/>
             </w:pPr>
-            <w:hyperlink r:id="rId192">
-              <w:r>
-                <w:rPr>
-                  <w:color w:val="1D4ED8"/>
-                  <w:sz w:val="16"/>
-                  <w:u w:val="single"/>
-                </w:rPr>
-                <w:t>https://verdetalent.com/jobs/92b9e25181c9d46f1de2.html</w:t>
-              </w:r>
-            </w:hyperlink>
-          </w:p>
-        </w:tc>
-        <w:tc>
-          <w:tcPr>
-            <w:tcW w:type="dxa" w:w="2952"/>
-          </w:tcPr>
-          <w:p>
-            <w:pPr>
-              <w:spacing w:after="40" w:before="40"/>
-            </w:pPr>
-            <w:r>
-              <w:rPr>
-                <w:color w:val="444444"/>
-                <w:sz w:val="18"/>
-              </w:rPr>
-              <w:t>Chemical Operator at Redwood Materials</w:t>
-            </w:r>
-          </w:p>
-        </w:tc>
-      </w:tr>
-      <w:tr>
-        <w:tc>
-          <w:tcPr>
-            <w:tcW w:type="dxa" w:w="792"/>
-          </w:tcPr>
-          <w:p>
-            <w:pPr>
-              <w:spacing w:after="40" w:before="40"/>
-            </w:pPr>
-            <w:r>
-              <w:rPr>
-                <w:sz w:val="18"/>
-              </w:rPr>
-              <w:t>185</w:t>
-            </w:r>
-          </w:p>
-        </w:tc>
-        <w:tc>
-          <w:tcPr>
-            <w:tcW w:type="dxa" w:w="5616"/>
-          </w:tcPr>
-          <w:p>
-            <w:pPr>
-              <w:spacing w:after="40" w:before="40"/>
-            </w:pPr>
-            <w:hyperlink r:id="rId193">
+            <w:hyperlink r:id="rId197">
               <w:r>
                 <w:rPr>
                   <w:color w:val="1D4ED8"/>
@@ -10615,7 +10835,7 @@
               <w:rPr>
                 <w:sz w:val="18"/>
               </w:rPr>
-              <w:t>186</w:t>
+              <w:t>190</w:t>
             </w:r>
           </w:p>
         </w:tc>
@@ -10627,62 +10847,7 @@
             <w:pPr>
               <w:spacing w:after="40" w:before="40"/>
             </w:pPr>
-            <w:hyperlink r:id="rId194">
-              <w:r>
-                <w:rPr>
-                  <w:color w:val="1D4ED8"/>
-                  <w:sz w:val="16"/>
-                  <w:u w:val="single"/>
-                </w:rPr>
-                <w:t>https://verdetalent.com/jobs/3ce4f9be134d06e5223f.html</w:t>
-              </w:r>
-            </w:hyperlink>
-          </w:p>
-        </w:tc>
-        <w:tc>
-          <w:tcPr>
-            <w:tcW w:type="dxa" w:w="2952"/>
-          </w:tcPr>
-          <w:p>
-            <w:pPr>
-              <w:spacing w:after="40" w:before="40"/>
-            </w:pPr>
-            <w:r>
-              <w:rPr>
-                <w:color w:val="444444"/>
-                <w:sz w:val="18"/>
-              </w:rPr>
-              <w:t>Senior Regulatory Specialist at Xcel Energy</w:t>
-            </w:r>
-          </w:p>
-        </w:tc>
-      </w:tr>
-      <w:tr>
-        <w:tc>
-          <w:tcPr>
-            <w:tcW w:type="dxa" w:w="792"/>
-          </w:tcPr>
-          <w:p>
-            <w:pPr>
-              <w:spacing w:after="40" w:before="40"/>
-            </w:pPr>
-            <w:r>
-              <w:rPr>
-                <w:sz w:val="18"/>
-              </w:rPr>
-              <w:t>187</w:t>
-            </w:r>
-          </w:p>
-        </w:tc>
-        <w:tc>
-          <w:tcPr>
-            <w:tcW w:type="dxa" w:w="5616"/>
-          </w:tcPr>
-          <w:p>
-            <w:pPr>
-              <w:spacing w:after="40" w:before="40"/>
-            </w:pPr>
-            <w:hyperlink r:id="rId195">
+            <w:hyperlink r:id="rId198">
               <w:r>
                 <w:rPr>
                   <w:color w:val="1D4ED8"/>
@@ -10725,7 +10890,7 @@
               <w:rPr>
                 <w:sz w:val="18"/>
               </w:rPr>
-              <w:t>188</w:t>
+              <w:t>191</w:t>
             </w:r>
           </w:p>
         </w:tc>
@@ -10737,7 +10902,7 @@
             <w:pPr>
               <w:spacing w:after="40" w:before="40"/>
             </w:pPr>
-            <w:hyperlink r:id="rId196">
+            <w:hyperlink r:id="rId199">
               <w:r>
                 <w:rPr>
                   <w:color w:val="1D4ED8"/>
@@ -10780,7 +10945,7 @@
               <w:rPr>
                 <w:sz w:val="18"/>
               </w:rPr>
-              <w:t>189</w:t>
+              <w:t>192</w:t>
             </w:r>
           </w:p>
         </w:tc>
@@ -10792,7 +10957,7 @@
             <w:pPr>
               <w:spacing w:after="40" w:before="40"/>
             </w:pPr>
-            <w:hyperlink r:id="rId197">
+            <w:hyperlink r:id="rId200">
               <w:r>
                 <w:rPr>
                   <w:color w:val="1D4ED8"/>
@@ -10835,7 +11000,7 @@
               <w:rPr>
                 <w:sz w:val="18"/>
               </w:rPr>
-              <w:t>190</w:t>
+              <w:t>193</w:t>
             </w:r>
           </w:p>
         </w:tc>
@@ -10847,7 +11012,7 @@
             <w:pPr>
               <w:spacing w:after="40" w:before="40"/>
             </w:pPr>
-            <w:hyperlink r:id="rId198">
+            <w:hyperlink r:id="rId201">
               <w:r>
                 <w:rPr>
                   <w:color w:val="1D4ED8"/>
@@ -10890,7 +11055,7 @@
               <w:rPr>
                 <w:sz w:val="18"/>
               </w:rPr>
-              <w:t>191</w:t>
+              <w:t>194</w:t>
             </w:r>
           </w:p>
         </w:tc>
@@ -10902,7 +11067,7 @@
             <w:pPr>
               <w:spacing w:after="40" w:before="40"/>
             </w:pPr>
-            <w:hyperlink r:id="rId199">
+            <w:hyperlink r:id="rId202">
               <w:r>
                 <w:rPr>
                   <w:color w:val="1D4ED8"/>
@@ -10945,7 +11110,7 @@
               <w:rPr>
                 <w:sz w:val="18"/>
               </w:rPr>
-              <w:t>192</w:t>
+              <w:t>195</w:t>
             </w:r>
           </w:p>
         </w:tc>
@@ -10957,7 +11122,7 @@
             <w:pPr>
               <w:spacing w:after="40" w:before="40"/>
             </w:pPr>
-            <w:hyperlink r:id="rId200">
+            <w:hyperlink r:id="rId203">
               <w:r>
                 <w:rPr>
                   <w:color w:val="1D4ED8"/>
@@ -11000,7 +11165,7 @@
               <w:rPr>
                 <w:sz w:val="18"/>
               </w:rPr>
-              <w:t>193</w:t>
+              <w:t>196</w:t>
             </w:r>
           </w:p>
         </w:tc>
@@ -11012,7 +11177,7 @@
             <w:pPr>
               <w:spacing w:after="40" w:before="40"/>
             </w:pPr>
-            <w:hyperlink r:id="rId201">
+            <w:hyperlink r:id="rId204">
               <w:r>
                 <w:rPr>
                   <w:color w:val="1D4ED8"/>
@@ -11055,7 +11220,7 @@
               <w:rPr>
                 <w:sz w:val="18"/>
               </w:rPr>
-              <w:t>194</w:t>
+              <w:t>197</w:t>
             </w:r>
           </w:p>
         </w:tc>
@@ -11067,7 +11232,7 @@
             <w:pPr>
               <w:spacing w:after="40" w:before="40"/>
             </w:pPr>
-            <w:hyperlink r:id="rId202">
+            <w:hyperlink r:id="rId205">
               <w:r>
                 <w:rPr>
                   <w:color w:val="1D4ED8"/>
@@ -11110,7 +11275,7 @@
               <w:rPr>
                 <w:sz w:val="18"/>
               </w:rPr>
-              <w:t>195</w:t>
+              <w:t>198</w:t>
             </w:r>
           </w:p>
         </w:tc>
@@ -11122,7 +11287,7 @@
             <w:pPr>
               <w:spacing w:after="40" w:before="40"/>
             </w:pPr>
-            <w:hyperlink r:id="rId203">
+            <w:hyperlink r:id="rId206">
               <w:r>
                 <w:rPr>
                   <w:color w:val="1D4ED8"/>
@@ -11165,7 +11330,7 @@
               <w:rPr>
                 <w:sz w:val="18"/>
               </w:rPr>
-              <w:t>196</w:t>
+              <w:t>199</w:t>
             </w:r>
           </w:p>
         </w:tc>
@@ -11177,7 +11342,7 @@
             <w:pPr>
               <w:spacing w:after="40" w:before="40"/>
             </w:pPr>
-            <w:hyperlink r:id="rId204">
+            <w:hyperlink r:id="rId207">
               <w:r>
                 <w:rPr>
                   <w:color w:val="1D4ED8"/>
@@ -11220,7 +11385,7 @@
               <w:rPr>
                 <w:sz w:val="18"/>
               </w:rPr>
-              <w:t>197</w:t>
+              <w:t>200</w:t>
             </w:r>
           </w:p>
         </w:tc>
@@ -11232,7 +11397,7 @@
             <w:pPr>
               <w:spacing w:after="40" w:before="40"/>
             </w:pPr>
-            <w:hyperlink r:id="rId205">
+            <w:hyperlink r:id="rId208">
               <w:r>
                 <w:rPr>
                   <w:color w:val="1D4ED8"/>
@@ -11258,171 +11423,6 @@
                 <w:sz w:val="18"/>
               </w:rPr>
               <w:t>Accounts Payable Associate at Terawatt Infrastructure</w:t>
-            </w:r>
-          </w:p>
-        </w:tc>
-      </w:tr>
-      <w:tr>
-        <w:tc>
-          <w:tcPr>
-            <w:tcW w:type="dxa" w:w="792"/>
-          </w:tcPr>
-          <w:p>
-            <w:pPr>
-              <w:spacing w:after="40" w:before="40"/>
-            </w:pPr>
-            <w:r>
-              <w:rPr>
-                <w:sz w:val="18"/>
-              </w:rPr>
-              <w:t>198</w:t>
-            </w:r>
-          </w:p>
-        </w:tc>
-        <w:tc>
-          <w:tcPr>
-            <w:tcW w:type="dxa" w:w="5616"/>
-          </w:tcPr>
-          <w:p>
-            <w:pPr>
-              <w:spacing w:after="40" w:before="40"/>
-            </w:pPr>
-            <w:hyperlink r:id="rId206">
-              <w:r>
-                <w:rPr>
-                  <w:color w:val="1D4ED8"/>
-                  <w:sz w:val="16"/>
-                  <w:u w:val="single"/>
-                </w:rPr>
-                <w:t>https://verdetalent.com/jobs/9e16f37a4d1636c6705c.html</w:t>
-              </w:r>
-            </w:hyperlink>
-          </w:p>
-        </w:tc>
-        <w:tc>
-          <w:tcPr>
-            <w:tcW w:type="dxa" w:w="2952"/>
-          </w:tcPr>
-          <w:p>
-            <w:pPr>
-              <w:spacing w:after="40" w:before="40"/>
-            </w:pPr>
-            <w:r>
-              <w:rPr>
-                <w:color w:val="444444"/>
-                <w:sz w:val="18"/>
-              </w:rPr>
-              <w:t>Director of Estimating - Solar at Blattner Energy</w:t>
-            </w:r>
-          </w:p>
-        </w:tc>
-      </w:tr>
-      <w:tr>
-        <w:tc>
-          <w:tcPr>
-            <w:tcW w:type="dxa" w:w="792"/>
-          </w:tcPr>
-          <w:p>
-            <w:pPr>
-              <w:spacing w:after="40" w:before="40"/>
-            </w:pPr>
-            <w:r>
-              <w:rPr>
-                <w:sz w:val="18"/>
-              </w:rPr>
-              <w:t>199</w:t>
-            </w:r>
-          </w:p>
-        </w:tc>
-        <w:tc>
-          <w:tcPr>
-            <w:tcW w:type="dxa" w:w="5616"/>
-          </w:tcPr>
-          <w:p>
-            <w:pPr>
-              <w:spacing w:after="40" w:before="40"/>
-            </w:pPr>
-            <w:hyperlink r:id="rId207">
-              <w:r>
-                <w:rPr>
-                  <w:color w:val="1D4ED8"/>
-                  <w:sz w:val="16"/>
-                  <w:u w:val="single"/>
-                </w:rPr>
-                <w:t>https://verdetalent.com/jobs/844f7dc9c0e29a02235d.html</w:t>
-              </w:r>
-            </w:hyperlink>
-          </w:p>
-        </w:tc>
-        <w:tc>
-          <w:tcPr>
-            <w:tcW w:type="dxa" w:w="2952"/>
-          </w:tcPr>
-          <w:p>
-            <w:pPr>
-              <w:spacing w:after="40" w:before="40"/>
-            </w:pPr>
-            <w:r>
-              <w:rPr>
-                <w:color w:val="444444"/>
-                <w:sz w:val="18"/>
-              </w:rPr>
-              <w:t>Senior Field Electrical Engineer at Terawatt Infrastructure</w:t>
-            </w:r>
-          </w:p>
-        </w:tc>
-      </w:tr>
-      <w:tr>
-        <w:tc>
-          <w:tcPr>
-            <w:tcW w:type="dxa" w:w="792"/>
-          </w:tcPr>
-          <w:p>
-            <w:pPr>
-              <w:spacing w:after="40" w:before="40"/>
-            </w:pPr>
-            <w:r>
-              <w:rPr>
-                <w:sz w:val="18"/>
-              </w:rPr>
-              <w:t>200</w:t>
-            </w:r>
-          </w:p>
-        </w:tc>
-        <w:tc>
-          <w:tcPr>
-            <w:tcW w:type="dxa" w:w="5616"/>
-          </w:tcPr>
-          <w:p>
-            <w:pPr>
-              <w:spacing w:after="40" w:before="40"/>
-            </w:pPr>
-            <w:hyperlink r:id="rId208">
-              <w:r>
-                <w:rPr>
-                  <w:color w:val="1D4ED8"/>
-                  <w:sz w:val="16"/>
-                  <w:u w:val="single"/>
-                </w:rPr>
-                <w:t>https://verdetalent.com/jobs/c1006be56f6edc2462f3.html</w:t>
-              </w:r>
-            </w:hyperlink>
-          </w:p>
-        </w:tc>
-        <w:tc>
-          <w:tcPr>
-            <w:tcW w:type="dxa" w:w="2952"/>
-          </w:tcPr>
-          <w:p>
-            <w:pPr>
-              <w:spacing w:after="40" w:before="40"/>
-            </w:pPr>
-            <w:r>
-              <w:rPr>
-                <w:color w:val="444444"/>
-                <w:sz w:val="18"/>
-              </w:rPr>
-              <w:t>Full-Stack Software Engineer, Platform Data at Zanskar</w:t>
             </w:r>
           </w:p>
         </w:tc>
